--- a/대본/8부/14화_Vows.docx
+++ b/대본/8부/14화_Vows.docx
@@ -2,7 +2,7 @@
 <file path=word/document.xml><?xml version="1.0" encoding="utf-8"?>
 <w:document xmlns:w="http://schemas.openxmlformats.org/wordprocessingml/2006/main" xmlns:m="http://schemas.openxmlformats.org/officeDocument/2006/math" xmlns:r="http://schemas.openxmlformats.org/officeDocument/2006/relationships" xmlns:o="urn:schemas-microsoft-com:office:office" xmlns:v="urn:schemas-microsoft-com:vml" xmlns:w10="urn:schemas-microsoft-com:office:word" xmlns:a="http://schemas.openxmlformats.org/drawingml/2006/main" xmlns:pic="http://schemas.openxmlformats.org/drawingml/2006/picture" xmlns:wp="http://schemas.openxmlformats.org/drawingml/2006/wordprocessingDrawing">
   <w:body>
-    <w:bookmarkStart w:id="32" w:name="ship-it-8부-14화"/>
+    <w:bookmarkStart w:id="38" w:name="ship-it-8부-14화"/>
     <w:p>
       <w:pPr>
         <w:pStyle w:val="Heading1"/>
@@ -652,27 +652,15 @@
     </w:p>
     <w:p>
       <w:pPr>
-        <w:numPr>
-          <w:ilvl w:val="0"/>
-          <w:numId w:val="1001"/>
-        </w:numPr>
+        <w:pStyle w:val="FirstParagraph"/>
       </w:pPr>
       <w:r>
         <w:t xml:space="preserve">DIANE: The delegation letter. One page. Read it before you sign. That’s a rule, even for grooms.</w:t>
       </w:r>
-      <w:r>
-        <w:t xml:space="preserve"> </w:t>
-      </w:r>
-      <w:r>
-        <w:t xml:space="preserve">다이앤: 위임 서한. 한 페이지. 서명 전에 읽어요. 신랑에게도 적용되는 규칙이에요.</w:t>
-      </w:r>
-    </w:p>
-    <w:p>
-      <w:pPr>
-        <w:numPr>
-          <w:ilvl w:val="0"/>
-          <w:numId w:val="1001"/>
-        </w:numPr>
+    </w:p>
+    <w:p>
+      <w:pPr>
+        <w:pStyle w:val="BodyText"/>
       </w:pPr>
       <w:r>
         <w:t xml:space="preserve">NOAH:</w:t>
@@ -689,11 +677,29 @@
       <w:r>
         <w:t xml:space="preserve">”</w:t>
       </w:r>
-      <w:r>
-        <w:t xml:space="preserve"> </w:t>
-      </w:r>
-      <w:r>
-        <w:t xml:space="preserve">노아:</w:t>
+    </w:p>
+    <w:p>
+      <w:pPr>
+        <w:pStyle w:val="BodyText"/>
+      </w:pPr>
+      <w:r>
+        <w:t xml:space="preserve">ELENA: And the exceptions? There are always exceptions.</w:t>
+      </w:r>
+    </w:p>
+    <w:p>
+      <w:pPr>
+        <w:pStyle w:val="BodyText"/>
+      </w:pPr>
+      <w:r>
+        <w:t xml:space="preserve">NOAH: There aren’t any. That’s why the letter is one page.</w:t>
+      </w:r>
+    </w:p>
+    <w:p>
+      <w:pPr>
+        <w:pStyle w:val="BodyText"/>
+      </w:pPr>
+      <w:r>
+        <w:t xml:space="preserve">ELENA: Noah,</w:t>
       </w:r>
       <w:r>
         <w:t xml:space="preserve"> </w:t>
@@ -702,55 +708,16 @@
         <w:t xml:space="preserve">“</w:t>
       </w:r>
       <w:r>
-        <w:t xml:space="preserve">엘레나 루이즈는 5월 16일부터 5월 30일까지 최고경영자로서 행동할 전권을 가진다.</w:t>
+        <w:t xml:space="preserve">full authority</w:t>
       </w:r>
       <w:r>
         <w:t xml:space="preserve">”</w:t>
       </w:r>
-    </w:p>
-    <w:p>
-      <w:pPr>
-        <w:numPr>
-          <w:ilvl w:val="0"/>
-          <w:numId w:val="1001"/>
-        </w:numPr>
-      </w:pPr>
-      <w:r>
-        <w:t xml:space="preserve">ELENA: And the exceptions? There are always exceptions.</w:t>
-      </w:r>
-      <w:r>
-        <w:t xml:space="preserve"> </w:t>
-      </w:r>
-      <w:r>
-        <w:t xml:space="preserve">엘레나: 그리고 예외는요? 항상 예외가 있잖아요.</w:t>
-      </w:r>
-    </w:p>
-    <w:p>
-      <w:pPr>
-        <w:numPr>
-          <w:ilvl w:val="0"/>
-          <w:numId w:val="1001"/>
-        </w:numPr>
-      </w:pPr>
-      <w:r>
-        <w:t xml:space="preserve">NOAH: There aren’t any. That’s why the letter is one page.</w:t>
-      </w:r>
-      <w:r>
-        <w:t xml:space="preserve"> </w:t>
-      </w:r>
-      <w:r>
-        <w:t xml:space="preserve">노아: 없어요. 그래서 서한이 한 페이지예요.</w:t>
-      </w:r>
-    </w:p>
-    <w:p>
-      <w:pPr>
-        <w:numPr>
-          <w:ilvl w:val="0"/>
-          <w:numId w:val="1001"/>
-        </w:numPr>
-      </w:pPr>
-      <w:r>
-        <w:t xml:space="preserve">ELENA: Noah,</w:t>
+      <w:r>
+        <w:t xml:space="preserve"> </w:t>
+      </w:r>
+      <w:r>
+        <w:t xml:space="preserve">usually means</w:t>
       </w:r>
       <w:r>
         <w:t xml:space="preserve"> </w:t>
@@ -759,7 +726,7 @@
         <w:t xml:space="preserve">“</w:t>
       </w:r>
       <w:r>
-        <w:t xml:space="preserve">full authority</w:t>
+        <w:t xml:space="preserve">full authority, but call me if it’s important.</w:t>
       </w:r>
       <w:r>
         <w:t xml:space="preserve">”</w:t>
@@ -768,7 +735,47 @@
         <w:t xml:space="preserve"> </w:t>
       </w:r>
       <w:r>
-        <w:t xml:space="preserve">usually means</w:t>
+        <w:t xml:space="preserve">I’ve worked with you for ten years.</w:t>
+      </w:r>
+    </w:p>
+    <w:p>
+      <w:pPr>
+        <w:pStyle w:val="BodyText"/>
+      </w:pPr>
+      <w:r>
+        <w:t xml:space="preserve">NOAH: Not this time. Full means you don’t call me. Whatever you decide, I’ll support it in public, and if I disagree, I’ll tell you privately, after I’m back. Not during. Not by text from a beach.</w:t>
+      </w:r>
+    </w:p>
+    <w:p>
+      <w:pPr>
+        <w:pStyle w:val="BodyText"/>
+      </w:pPr>
+      <w:r>
+        <w:t xml:space="preserve">ELENA: Even if I decide something you wouldn’t?</w:t>
+      </w:r>
+    </w:p>
+    <w:p>
+      <w:pPr>
+        <w:pStyle w:val="BodyText"/>
+      </w:pPr>
+      <w:r>
+        <w:t xml:space="preserve">NOAH: Especially then. Otherwise it isn’t authority. It’s babysitting.</w:t>
+      </w:r>
+    </w:p>
+    <w:p>
+      <w:pPr>
+        <w:pStyle w:val="BodyText"/>
+      </w:pPr>
+      <w:r>
+        <w:t xml:space="preserve">RUTH: Then one thing you should both know. The annual meeting is May twenty-first. During the honeymoon.</w:t>
+      </w:r>
+    </w:p>
+    <w:p>
+      <w:pPr>
+        <w:pStyle w:val="BodyText"/>
+      </w:pPr>
+      <w:r>
+        <w:t xml:space="preserve">ELENA: Pike’s annual meeting. The one he gave us</w:t>
       </w:r>
       <w:r>
         <w:t xml:space="preserve"> </w:t>
@@ -777,249 +784,50 @@
         <w:t xml:space="preserve">“</w:t>
       </w:r>
       <w:r>
-        <w:t xml:space="preserve">full authority, but call me if it’s important.</w:t>
+        <w:t xml:space="preserve">until.</w:t>
       </w:r>
       <w:r>
         <w:t xml:space="preserve">”</w:t>
       </w:r>
-      <w:r>
-        <w:t xml:space="preserve"> </w:t>
-      </w:r>
-      <w:r>
-        <w:t xml:space="preserve">I’ve worked with you for ten years.</w:t>
-      </w:r>
-      <w:r>
-        <w:t xml:space="preserve"> </w:t>
-      </w:r>
-      <w:r>
-        <w:t xml:space="preserve">엘레나: 노아,</w:t>
-      </w:r>
-      <w:r>
-        <w:t xml:space="preserve"> </w:t>
-      </w:r>
-      <w:r>
-        <w:t xml:space="preserve">“</w:t>
-      </w:r>
-      <w:r>
-        <w:t xml:space="preserve">전권</w:t>
-      </w:r>
-      <w:r>
-        <w:t xml:space="preserve">”</w:t>
-      </w:r>
-      <w:r>
-        <w:t xml:space="preserve">은 보통</w:t>
-      </w:r>
-      <w:r>
-        <w:t xml:space="preserve"> </w:t>
-      </w:r>
-      <w:r>
-        <w:t xml:space="preserve">“</w:t>
-      </w:r>
-      <w:r>
-        <w:t xml:space="preserve">전권, 하지만 중요하면 전화해</w:t>
-      </w:r>
-      <w:r>
-        <w:t xml:space="preserve">”</w:t>
-      </w:r>
-      <w:r>
-        <w:t xml:space="preserve">라는 뜻이에요. 10년을 같이 일했잖아요.</w:t>
-      </w:r>
-    </w:p>
-    <w:p>
-      <w:pPr>
-        <w:numPr>
-          <w:ilvl w:val="0"/>
-          <w:numId w:val="1001"/>
-        </w:numPr>
-      </w:pPr>
-      <w:r>
-        <w:t xml:space="preserve">NOAH: Not this time. Full means you don’t call me. Whatever you decide, I’ll support it in public, and if I disagree, I’ll tell you privately, after I’m back. Not during. Not by text from a beach.</w:t>
-      </w:r>
-      <w:r>
-        <w:t xml:space="preserve"> </w:t>
-      </w:r>
-      <w:r>
-        <w:t xml:space="preserve">노아: 이번엔 아니에요. 전권은 나한테 전화하지 않는다는 뜻이에요. 무엇을 결정하든 공개적으로 지지할 거고, 동의하지 않으면 돌아온 뒤에 따로 말할게요. 그동안이 아니라. 해변에서 문자로도 아니라.</w:t>
-      </w:r>
-    </w:p>
-    <w:p>
-      <w:pPr>
-        <w:numPr>
-          <w:ilvl w:val="0"/>
-          <w:numId w:val="1001"/>
-        </w:numPr>
-      </w:pPr>
-      <w:r>
-        <w:t xml:space="preserve">ELENA: Even if I decide something you wouldn’t?</w:t>
-      </w:r>
-      <w:r>
-        <w:t xml:space="preserve"> </w:t>
-      </w:r>
-      <w:r>
-        <w:t xml:space="preserve">엘레나: 당신이라면 하지 않을 결정을 내가 하더라도요?</w:t>
-      </w:r>
-    </w:p>
-    <w:p>
-      <w:pPr>
-        <w:numPr>
-          <w:ilvl w:val="0"/>
-          <w:numId w:val="1001"/>
-        </w:numPr>
-      </w:pPr>
-      <w:r>
-        <w:t xml:space="preserve">NOAH: Especially then. Otherwise it isn’t authority. It’s babysitting.</w:t>
-      </w:r>
-      <w:r>
-        <w:t xml:space="preserve"> </w:t>
-      </w:r>
-      <w:r>
-        <w:t xml:space="preserve">노아: 특히 그럴 때요. 아니면 그건 권한이 아니라 아이 보기예요.</w:t>
-      </w:r>
-    </w:p>
-    <w:p>
-      <w:pPr>
-        <w:numPr>
-          <w:ilvl w:val="0"/>
-          <w:numId w:val="1001"/>
-        </w:numPr>
-      </w:pPr>
-      <w:r>
-        <w:t xml:space="preserve">RUTH: Then one thing you should both know. The annual meeting is May twenty-first. During the honeymoon.</w:t>
-      </w:r>
-      <w:r>
-        <w:t xml:space="preserve"> </w:t>
-      </w:r>
-      <w:r>
-        <w:t xml:space="preserve">루스: 그럼 두 분 다 알아야 할 것 하나. 정기주총이 5월 21일이에요. 신혼여행 중이에요.</w:t>
-      </w:r>
-    </w:p>
-    <w:p>
-      <w:pPr>
-        <w:numPr>
-          <w:ilvl w:val="0"/>
-          <w:numId w:val="1001"/>
-        </w:numPr>
-      </w:pPr>
-      <w:r>
-        <w:t xml:space="preserve">ELENA: Pike’s annual meeting. The one he gave us</w:t>
-      </w:r>
-      <w:r>
-        <w:t xml:space="preserve"> </w:t>
-      </w:r>
-      <w:r>
-        <w:t xml:space="preserve">“</w:t>
-      </w:r>
-      <w:r>
-        <w:t xml:space="preserve">until.</w:t>
-      </w:r>
-      <w:r>
-        <w:t xml:space="preserve">”</w:t>
-      </w:r>
-      <w:r>
-        <w:t xml:space="preserve"> </w:t>
-      </w:r>
-      <w:r>
-        <w:t xml:space="preserve">엘레나: 파이크의 정기주총. 그가</w:t>
-      </w:r>
-      <w:r>
-        <w:t xml:space="preserve"> </w:t>
-      </w:r>
-      <w:r>
-        <w:t xml:space="preserve">“</w:t>
-      </w:r>
-      <w:r>
-        <w:t xml:space="preserve">그때까지</w:t>
-      </w:r>
-      <w:r>
-        <w:t xml:space="preserve">”</w:t>
-      </w:r>
-      <w:r>
-        <w:t xml:space="preserve">라고 했던 그거요.</w:t>
-      </w:r>
-    </w:p>
-    <w:p>
-      <w:pPr>
-        <w:numPr>
-          <w:ilvl w:val="0"/>
-          <w:numId w:val="1001"/>
-        </w:numPr>
+    </w:p>
+    <w:p>
+      <w:pPr>
+        <w:pStyle w:val="BodyText"/>
       </w:pPr>
       <w:r>
         <w:t xml:space="preserve">RUTH: Elaine will chair it. Elena presents as acting CEO. Pike hasn’t said yet whether he’ll run his nominees.</w:t>
       </w:r>
-      <w:r>
-        <w:t xml:space="preserve"> </w:t>
-      </w:r>
-      <w:r>
-        <w:t xml:space="preserve">루스: 일레인이 의장으로 진행해요. 엘레나가 CEO 대행으로 보고하고요. 파이크는 아직 후보를 낼지 말을 안 했어요.</w:t>
-      </w:r>
-    </w:p>
-    <w:p>
-      <w:pPr>
-        <w:numPr>
-          <w:ilvl w:val="0"/>
-          <w:numId w:val="1001"/>
-        </w:numPr>
+    </w:p>
+    <w:p>
+      <w:pPr>
+        <w:pStyle w:val="BodyText"/>
       </w:pPr>
       <w:r>
         <w:t xml:space="preserve">NOAH: Then it’s Elena’s meeting. I’ll read about it in two weeks.</w:t>
       </w:r>
-      <w:r>
-        <w:t xml:space="preserve"> </w:t>
-      </w:r>
-      <w:r>
-        <w:t xml:space="preserve">노아: 그럼 엘레나의 주총이에요. 2주 뒤에 읽을게요.</w:t>
-      </w:r>
-    </w:p>
-    <w:p>
-      <w:pPr>
-        <w:numPr>
-          <w:ilvl w:val="0"/>
-          <w:numId w:val="1001"/>
-        </w:numPr>
+    </w:p>
+    <w:p>
+      <w:pPr>
+        <w:pStyle w:val="BodyText"/>
       </w:pPr>
       <w:r>
         <w:t xml:space="preserve">DIANE: Sign here. And here. And Elena, here, to accept.</w:t>
       </w:r>
-      <w:r>
-        <w:t xml:space="preserve"> </w:t>
-      </w:r>
-      <w:r>
-        <w:t xml:space="preserve">다이앤: 여기 서명. 그리고 여기. 엘레나는 여기, 수락 서명.</w:t>
-      </w:r>
-    </w:p>
-    <w:p>
-      <w:pPr>
-        <w:numPr>
-          <w:ilvl w:val="0"/>
-          <w:numId w:val="1001"/>
-        </w:numPr>
+    </w:p>
+    <w:p>
+      <w:pPr>
+        <w:pStyle w:val="BodyText"/>
       </w:pPr>
       <w:r>
         <w:t xml:space="preserve">ELENA: Accepted. Now go home. Claire’s mother has called me twice about your shoes.</w:t>
       </w:r>
-      <w:r>
-        <w:t xml:space="preserve"> </w:t>
-      </w:r>
-      <w:r>
-        <w:t xml:space="preserve">엘레나: 수락. 이제 집에 가요. 클레어 어머니가 당신 구두 때문에 나한테 두 번 전화했어요.</w:t>
-      </w:r>
-    </w:p>
-    <w:p>
-      <w:pPr>
-        <w:numPr>
-          <w:ilvl w:val="0"/>
-          <w:numId w:val="1001"/>
-        </w:numPr>
+    </w:p>
+    <w:p>
+      <w:pPr>
+        <w:pStyle w:val="BodyText"/>
       </w:pPr>
       <w:r>
         <w:t xml:space="preserve">NOAH: My shoes?</w:t>
-      </w:r>
-      <w:r>
-        <w:t xml:space="preserve"> </w:t>
-      </w:r>
-      <w:r>
-        <w:t xml:space="preserve">노아: 내 구두요?</w:t>
       </w:r>
     </w:p>
     <w:bookmarkEnd w:id="21"/>
@@ -1034,299 +842,143 @@
     </w:p>
     <w:p>
       <w:pPr>
-        <w:numPr>
-          <w:ilvl w:val="0"/>
-          <w:numId w:val="1002"/>
-        </w:numPr>
+        <w:pStyle w:val="FirstParagraph"/>
       </w:pPr>
       <w:r>
         <w:t xml:space="preserve">MARCUS: Hold still. Your tie is a disaster. Did you tie this yourself?</w:t>
       </w:r>
-      <w:r>
-        <w:t xml:space="preserve"> </w:t>
-      </w:r>
-      <w:r>
-        <w:t xml:space="preserve">마커스: 가만히 있어. 넥타이가 엉망이야. 이거 네가 맸어?</w:t>
-      </w:r>
-    </w:p>
-    <w:p>
-      <w:pPr>
-        <w:numPr>
-          <w:ilvl w:val="0"/>
-          <w:numId w:val="1002"/>
-        </w:numPr>
+    </w:p>
+    <w:p>
+      <w:pPr>
+        <w:pStyle w:val="BodyText"/>
       </w:pPr>
       <w:r>
         <w:t xml:space="preserve">NOAH: Three times. In the car.</w:t>
       </w:r>
-      <w:r>
-        <w:t xml:space="preserve"> </w:t>
-      </w:r>
-      <w:r>
-        <w:t xml:space="preserve">노아: 세 번. 차 안에서.</w:t>
-      </w:r>
-    </w:p>
-    <w:p>
-      <w:pPr>
-        <w:numPr>
-          <w:ilvl w:val="0"/>
-          <w:numId w:val="1002"/>
-        </w:numPr>
+    </w:p>
+    <w:p>
+      <w:pPr>
+        <w:pStyle w:val="BodyText"/>
       </w:pPr>
       <w:r>
         <w:t xml:space="preserve">MARCUS: Denise taught me this knot for my own wedding. Twenty-three years ago. My hands were shaking worse than yours.</w:t>
       </w:r>
-      <w:r>
-        <w:t xml:space="preserve"> </w:t>
-      </w:r>
-      <w:r>
-        <w:t xml:space="preserve">마커스: 데니스가 내 결혼식 때 이 매듭을 가르쳐 줬어. 23년 전. 내 손은 너보다 더 떨렸지.</w:t>
-      </w:r>
-    </w:p>
-    <w:p>
-      <w:pPr>
-        <w:numPr>
-          <w:ilvl w:val="0"/>
-          <w:numId w:val="1002"/>
-        </w:numPr>
+    </w:p>
+    <w:p>
+      <w:pPr>
+        <w:pStyle w:val="BodyText"/>
       </w:pPr>
       <w:r>
         <w:t xml:space="preserve">NOAH: You were nervous?</w:t>
       </w:r>
-      <w:r>
-        <w:t xml:space="preserve"> </w:t>
-      </w:r>
-      <w:r>
-        <w:t xml:space="preserve">노아: 형도 긴장했어요?</w:t>
-      </w:r>
-    </w:p>
-    <w:p>
-      <w:pPr>
-        <w:numPr>
-          <w:ilvl w:val="0"/>
-          <w:numId w:val="1002"/>
-        </w:numPr>
+    </w:p>
+    <w:p>
+      <w:pPr>
+        <w:pStyle w:val="BodyText"/>
       </w:pPr>
       <w:r>
         <w:t xml:space="preserve">MARCUS: I was terrified. Denise was calm. She’d already decided. I was still running the numbers.</w:t>
       </w:r>
-      <w:r>
-        <w:t xml:space="preserve"> </w:t>
-      </w:r>
-      <w:r>
-        <w:t xml:space="preserve">마커스: 겁에 질렸지. 데니스는 침착했어. 이미 결정을 끝냈거든. 난 아직 숫자를 계산하고 있었고.</w:t>
-      </w:r>
-    </w:p>
-    <w:p>
-      <w:pPr>
-        <w:numPr>
-          <w:ilvl w:val="0"/>
-          <w:numId w:val="1002"/>
-        </w:numPr>
+    </w:p>
+    <w:p>
+      <w:pPr>
+        <w:pStyle w:val="BodyText"/>
       </w:pPr>
       <w:r>
         <w:t xml:space="preserve">NOAH: That’s Claire. She decided in Dallas. Over two pieces of pecan pie.</w:t>
       </w:r>
-      <w:r>
-        <w:t xml:space="preserve"> </w:t>
-      </w:r>
-      <w:r>
-        <w:t xml:space="preserve">노아: 그게 클레어예요. 댈러스에서 결정했어요. 피칸 파이 두 조각 먹으면서.</w:t>
-      </w:r>
-    </w:p>
-    <w:p>
-      <w:pPr>
-        <w:numPr>
-          <w:ilvl w:val="0"/>
-          <w:numId w:val="1002"/>
-        </w:numPr>
+    </w:p>
+    <w:p>
+      <w:pPr>
+        <w:pStyle w:val="BodyText"/>
       </w:pPr>
       <w:r>
         <w:t xml:space="preserve">CAROL: Can a mother come in? Or is this a business meeting?</w:t>
       </w:r>
-      <w:r>
-        <w:t xml:space="preserve"> </w:t>
-      </w:r>
-      <w:r>
-        <w:t xml:space="preserve">캐럴: 엄마가 들어가도 되니? 아니면 이거 비즈니스 회의야?</w:t>
-      </w:r>
-    </w:p>
-    <w:p>
-      <w:pPr>
-        <w:numPr>
-          <w:ilvl w:val="0"/>
-          <w:numId w:val="1002"/>
-        </w:numPr>
+    </w:p>
+    <w:p>
+      <w:pPr>
+        <w:pStyle w:val="BodyText"/>
       </w:pPr>
       <w:r>
         <w:t xml:space="preserve">NOAH: Mom. Come in. Marcus is fixing my tie.</w:t>
       </w:r>
-      <w:r>
-        <w:t xml:space="preserve"> </w:t>
-      </w:r>
-      <w:r>
-        <w:t xml:space="preserve">노아: 엄마. 들어와요. 마커스가 넥타이 고쳐 주고 있어요.</w:t>
-      </w:r>
-    </w:p>
-    <w:p>
-      <w:pPr>
-        <w:numPr>
-          <w:ilvl w:val="0"/>
-          <w:numId w:val="1002"/>
-        </w:numPr>
+    </w:p>
+    <w:p>
+      <w:pPr>
+        <w:pStyle w:val="BodyText"/>
       </w:pPr>
       <w:r>
         <w:t xml:space="preserve">CAROL: I brought something. Your father’s watch. He wore it to our wedding, and to every bridge opening for thirty years. It’s slow by four minutes. He never fixed it. He said it gave him time to think.</w:t>
       </w:r>
-      <w:r>
-        <w:t xml:space="preserve"> </w:t>
-      </w:r>
-      <w:r>
-        <w:t xml:space="preserve">캐럴: 뭘 좀 가져왔어. 네 아버지 시계야. 우리 결혼식에 찼고, 30년 동안 다리 준공식마다 찼어. 4분 느려. 한 번도 안 고쳤어. 생각할 시간을 준다고 했거든.</w:t>
-      </w:r>
-    </w:p>
-    <w:p>
-      <w:pPr>
-        <w:numPr>
-          <w:ilvl w:val="0"/>
-          <w:numId w:val="1002"/>
-        </w:numPr>
+    </w:p>
+    <w:p>
+      <w:pPr>
+        <w:pStyle w:val="BodyText"/>
       </w:pPr>
       <w:r>
         <w:t xml:space="preserve">NOAH: …Four minutes slow.</w:t>
       </w:r>
-      <w:r>
-        <w:t xml:space="preserve"> </w:t>
-      </w:r>
-      <w:r>
-        <w:t xml:space="preserve">노아: …4분 느리네요.</w:t>
-      </w:r>
-    </w:p>
-    <w:p>
-      <w:pPr>
-        <w:numPr>
-          <w:ilvl w:val="0"/>
-          <w:numId w:val="1002"/>
-        </w:numPr>
+    </w:p>
+    <w:p>
+      <w:pPr>
+        <w:pStyle w:val="BodyText"/>
       </w:pPr>
       <w:r>
         <w:t xml:space="preserve">CAROL: Don’t fix it. Claire will understand. She builds bridges too.</w:t>
       </w:r>
-      <w:r>
-        <w:t xml:space="preserve"> </w:t>
-      </w:r>
-      <w:r>
-        <w:t xml:space="preserve">캐럴: 고치지 마. 클레어는 이해할 거야. 그 애도 다리를 짓잖니.</w:t>
-      </w:r>
-    </w:p>
-    <w:p>
-      <w:pPr>
-        <w:numPr>
-          <w:ilvl w:val="0"/>
-          <w:numId w:val="1002"/>
-        </w:numPr>
+    </w:p>
+    <w:p>
+      <w:pPr>
+        <w:pStyle w:val="BodyText"/>
       </w:pPr>
       <w:r>
         <w:t xml:space="preserve">LILY: Knock knock. The napkins are here. Before anyone asks, they’re not shiny.</w:t>
       </w:r>
-      <w:r>
-        <w:t xml:space="preserve"> </w:t>
-      </w:r>
-      <w:r>
-        <w:t xml:space="preserve">릴리: 똑똑. 냅킨 왔어. 누가 묻기 전에 말하는데, 반짝이지 않아.</w:t>
-      </w:r>
-    </w:p>
-    <w:p>
-      <w:pPr>
-        <w:numPr>
-          <w:ilvl w:val="0"/>
-          <w:numId w:val="1002"/>
-        </w:numPr>
+    </w:p>
+    <w:p>
+      <w:pPr>
+        <w:pStyle w:val="BodyText"/>
       </w:pPr>
       <w:r>
         <w:t xml:space="preserve">MARCUS: Let me see.</w:t>
       </w:r>
-      <w:r>
-        <w:t xml:space="preserve"> </w:t>
-      </w:r>
-      <w:r>
-        <w:t xml:space="preserve">마커스: 보여 줘.</w:t>
-      </w:r>
-    </w:p>
-    <w:p>
-      <w:pPr>
-        <w:numPr>
-          <w:ilvl w:val="0"/>
-          <w:numId w:val="1002"/>
-        </w:numPr>
+    </w:p>
+    <w:p>
+      <w:pPr>
+        <w:pStyle w:val="BodyText"/>
       </w:pPr>
       <w:r>
         <w:t xml:space="preserve">LILY: A small bridge, and our napkin logo underneath. Claire approved the bridge. She said the arch was structurally honest.</w:t>
       </w:r>
-      <w:r>
-        <w:t xml:space="preserve"> </w:t>
-      </w:r>
-      <w:r>
-        <w:t xml:space="preserve">릴리: 작은 다리, 그 밑에 우리 냅킨 로고. 다리는 클레어가 승인했어. 아치가 구조적으로 정직하대.</w:t>
-      </w:r>
-    </w:p>
-    <w:p>
-      <w:pPr>
-        <w:numPr>
-          <w:ilvl w:val="0"/>
-          <w:numId w:val="1002"/>
-        </w:numPr>
+    </w:p>
+    <w:p>
+      <w:pPr>
+        <w:pStyle w:val="BodyText"/>
       </w:pPr>
       <w:r>
         <w:t xml:space="preserve">NOAH: Structurally honest. That’s the highest compliment she gives.</w:t>
       </w:r>
-      <w:r>
-        <w:t xml:space="preserve"> </w:t>
-      </w:r>
-      <w:r>
-        <w:t xml:space="preserve">노아: 구조적으로 정직하다. 그녀가 주는 최고의 칭찬이야.</w:t>
-      </w:r>
-    </w:p>
-    <w:p>
-      <w:pPr>
-        <w:numPr>
-          <w:ilvl w:val="0"/>
-          <w:numId w:val="1002"/>
-        </w:numPr>
+    </w:p>
+    <w:p>
+      <w:pPr>
+        <w:pStyle w:val="BodyText"/>
       </w:pPr>
       <w:r>
         <w:t xml:space="preserve">LILY: I know. She said it about you once.</w:t>
       </w:r>
-      <w:r>
-        <w:t xml:space="preserve"> </w:t>
-      </w:r>
-      <w:r>
-        <w:t xml:space="preserve">릴리: 알아. 오빠한테도 한 번 그랬대.</w:t>
-      </w:r>
-    </w:p>
-    <w:p>
-      <w:pPr>
-        <w:numPr>
-          <w:ilvl w:val="0"/>
-          <w:numId w:val="1002"/>
-        </w:numPr>
+    </w:p>
+    <w:p>
+      <w:pPr>
+        <w:pStyle w:val="BodyText"/>
       </w:pPr>
       <w:r>
         <w:t xml:space="preserve">NOAH: When?</w:t>
       </w:r>
-      <w:r>
-        <w:t xml:space="preserve"> </w:t>
-      </w:r>
-      <w:r>
-        <w:t xml:space="preserve">노아: 언제?</w:t>
-      </w:r>
-    </w:p>
-    <w:p>
-      <w:pPr>
-        <w:numPr>
-          <w:ilvl w:val="0"/>
-          <w:numId w:val="1002"/>
-        </w:numPr>
+    </w:p>
+    <w:p>
+      <w:pPr>
+        <w:pStyle w:val="BodyText"/>
       </w:pPr>
       <w:r>
         <w:t xml:space="preserve">LILY: After you told her about my text, the one you read two hours late. She said,</w:t>
@@ -1343,11 +995,187 @@
       <w:r>
         <w:t xml:space="preserve">’</w:t>
       </w:r>
-      <w:r>
-        <w:t xml:space="preserve"> </w:t>
-      </w:r>
-      <w:r>
-        <w:t xml:space="preserve">릴리: 오빠가 두 시간 늦게 읽은 내 문자 얘기를 언니한테 한 다음에. 언니가 그랬대.</w:t>
+    </w:p>
+    <w:p>
+      <w:pPr>
+        <w:pStyle w:val="BodyText"/>
+      </w:pPr>
+      <w:r>
+        <w:t xml:space="preserve">NOAH: …She never told me that.</w:t>
+      </w:r>
+    </w:p>
+    <w:p>
+      <w:pPr>
+        <w:pStyle w:val="BodyText"/>
+      </w:pPr>
+      <w:r>
+        <w:t xml:space="preserve">LILY: She told me. Sisters-in-law talk. Get used to it.</w:t>
+      </w:r>
+    </w:p>
+    <w:p>
+      <w:pPr>
+        <w:pStyle w:val="BodyText"/>
+      </w:pPr>
+      <w:r>
+        <w:t xml:space="preserve">PRIYA: Noah? I’m the officiant. I need ten minutes with you. I’ve prepared.</w:t>
+      </w:r>
+    </w:p>
+    <w:p>
+      <w:pPr>
+        <w:pStyle w:val="BodyText"/>
+      </w:pPr>
+      <w:r>
+        <w:t xml:space="preserve">MARCUS: She got ordained online. In one evening.</w:t>
+      </w:r>
+    </w:p>
+    <w:p>
+      <w:pPr>
+        <w:pStyle w:val="BodyText"/>
+      </w:pPr>
+      <w:r>
+        <w:t xml:space="preserve">PRIYA: And I read the regulations twice. Consent, two witnesses, a valid license. All three checked. Twice.</w:t>
+      </w:r>
+    </w:p>
+    <w:p>
+      <w:pPr>
+        <w:pStyle w:val="BodyText"/>
+      </w:pPr>
+      <w:r>
+        <w:t xml:space="preserve">NOAH: Of course you did.</w:t>
+      </w:r>
+    </w:p>
+    <w:p>
+      <w:pPr>
+        <w:pStyle w:val="BodyText"/>
+      </w:pPr>
+      <w:r>
+        <w:t xml:space="preserve">PRIYA: Twelve minutes. I timed it with a stopwatch. Your vows come after the readings. Ready?</w:t>
+      </w:r>
+    </w:p>
+    <w:p>
+      <w:pPr>
+        <w:pStyle w:val="BodyText"/>
+      </w:pPr>
+      <w:r>
+        <w:t xml:space="preserve">NOAH: In my pocket. And in my head. Mostly.</w:t>
+      </w:r>
+    </w:p>
+    <w:p>
+      <w:pPr>
+        <w:pStyle w:val="BodyText"/>
+      </w:pPr>
+      <w:r>
+        <w:t xml:space="preserve">PRIYA:</w:t>
+      </w:r>
+      <w:r>
+        <w:t xml:space="preserve"> </w:t>
+      </w:r>
+      <w:r>
+        <w:t xml:space="preserve">“</w:t>
+      </w:r>
+      <w:r>
+        <w:t xml:space="preserve">Mostly</w:t>
+      </w:r>
+      <w:r>
+        <w:t xml:space="preserve">”</w:t>
+      </w:r>
+      <w:r>
+        <w:t xml:space="preserve"> </w:t>
+      </w:r>
+      <w:r>
+        <w:t xml:space="preserve">is not a word I like on a wedding day.</w:t>
+      </w:r>
+    </w:p>
+    <w:p>
+      <w:pPr>
+        <w:pStyle w:val="BodyText"/>
+      </w:pPr>
+      <w:r>
+        <w:t xml:space="preserve">ELAINE: May I steal the groom for one minute? Board business. Very brief.</w:t>
+      </w:r>
+    </w:p>
+    <w:p>
+      <w:pPr>
+        <w:pStyle w:val="BodyText"/>
+      </w:pPr>
+      <w:r>
+        <w:t xml:space="preserve">NOAH: Elaine, I delegated everything. Full authority.</w:t>
+      </w:r>
+    </w:p>
+    <w:p>
+      <w:pPr>
+        <w:pStyle w:val="BodyText"/>
+      </w:pPr>
+      <w:r>
+        <w:t xml:space="preserve">ELAINE: I know. That’s my board business. I wanted to tell you that I’ve watched a lot of founders delegate. Most of them write</w:t>
+      </w:r>
+      <w:r>
+        <w:t xml:space="preserve"> </w:t>
+      </w:r>
+      <w:r>
+        <w:t xml:space="preserve">“</w:t>
+      </w:r>
+      <w:r>
+        <w:t xml:space="preserve">full authority</w:t>
+      </w:r>
+      <w:r>
+        <w:t xml:space="preserve">”</w:t>
+      </w:r>
+      <w:r>
+        <w:t xml:space="preserve"> </w:t>
+      </w:r>
+      <w:r>
+        <w:t xml:space="preserve">and mean</w:t>
+      </w:r>
+      <w:r>
+        <w:t xml:space="preserve"> </w:t>
+      </w:r>
+      <w:r>
+        <w:t xml:space="preserve">“</w:t>
+      </w:r>
+      <w:r>
+        <w:t xml:space="preserve">until I’m nervous.</w:t>
+      </w:r>
+      <w:r>
+        <w:t xml:space="preserve">”</w:t>
+      </w:r>
+      <w:r>
+        <w:t xml:space="preserve"> </w:t>
+      </w:r>
+      <w:r>
+        <w:t xml:space="preserve">The board noticed that your letter has no exceptions. We’re proud of that. That’s all.</w:t>
+      </w:r>
+    </w:p>
+    <w:p>
+      <w:pPr>
+        <w:pStyle w:val="BodyText"/>
+      </w:pPr>
+      <w:r>
+        <w:t xml:space="preserve">NOAH: Thank you, Elaine. That means a lot.</w:t>
+      </w:r>
+    </w:p>
+    <w:p>
+      <w:pPr>
+        <w:pStyle w:val="BodyText"/>
+      </w:pPr>
+      <w:r>
+        <w:t xml:space="preserve">ELAINE: And Tom Brennan is in the parking lot. He’s early. He brought a gift that’s clearly too expensive.</w:t>
+      </w:r>
+    </w:p>
+    <w:p>
+      <w:pPr>
+        <w:pStyle w:val="BodyText"/>
+      </w:pPr>
+      <w:r>
+        <w:t xml:space="preserve">MARCUS: Tom’s here? At your wedding?</w:t>
+      </w:r>
+    </w:p>
+    <w:p>
+      <w:pPr>
+        <w:pStyle w:val="BodyText"/>
+      </w:pPr>
+      <w:r>
+        <w:t xml:space="preserve">NOAH: Claire invited him.</w:t>
       </w:r>
       <w:r>
         <w:t xml:space="preserve"> </w:t>
@@ -1356,7 +1184,7 @@
         <w:t xml:space="preserve">‘</w:t>
       </w:r>
       <w:r>
-        <w:t xml:space="preserve">그 사람은 자기에 대해 가장 나쁜 걸 먼저 말했어. 그건 구조적으로 정직한 거야. 그 위에 지을 수 있어.</w:t>
+        <w:t xml:space="preserve">Anyone who stood next to you under oath can stand next to you here.</w:t>
       </w:r>
       <w:r>
         <w:t xml:space="preserve">’</w:t>
@@ -1364,414 +1192,10 @@
     </w:p>
     <w:p>
       <w:pPr>
-        <w:numPr>
-          <w:ilvl w:val="0"/>
-          <w:numId w:val="1002"/>
-        </w:numPr>
-      </w:pPr>
-      <w:r>
-        <w:t xml:space="preserve">NOAH: …She never told me that.</w:t>
-      </w:r>
-      <w:r>
-        <w:t xml:space="preserve"> </w:t>
-      </w:r>
-      <w:r>
-        <w:t xml:space="preserve">노아: …나한텐 그 말 안 했어.</w:t>
-      </w:r>
-    </w:p>
-    <w:p>
-      <w:pPr>
-        <w:numPr>
-          <w:ilvl w:val="0"/>
-          <w:numId w:val="1002"/>
-        </w:numPr>
-      </w:pPr>
-      <w:r>
-        <w:t xml:space="preserve">LILY: She told me. Sisters-in-law talk. Get used to it.</w:t>
-      </w:r>
-      <w:r>
-        <w:t xml:space="preserve"> </w:t>
-      </w:r>
-      <w:r>
-        <w:t xml:space="preserve">릴리: 나한테 했지. 시누이·올케끼리는 얘기해. 익숙해져.</w:t>
-      </w:r>
-    </w:p>
-    <w:p>
-      <w:pPr>
-        <w:numPr>
-          <w:ilvl w:val="0"/>
-          <w:numId w:val="1002"/>
-        </w:numPr>
-      </w:pPr>
-      <w:r>
-        <w:t xml:space="preserve">PRIYA: Noah? I’m the officiant. I need ten minutes with you. I’ve prepared.</w:t>
-      </w:r>
-      <w:r>
-        <w:t xml:space="preserve"> </w:t>
-      </w:r>
-      <w:r>
-        <w:t xml:space="preserve">프리야: 노아? 주례예요. 10분만 줘요. 준비해 왔어요.</w:t>
-      </w:r>
-    </w:p>
-    <w:p>
-      <w:pPr>
-        <w:numPr>
-          <w:ilvl w:val="0"/>
-          <w:numId w:val="1002"/>
-        </w:numPr>
-      </w:pPr>
-      <w:r>
-        <w:t xml:space="preserve">MARCUS: She got ordained online. In one evening.</w:t>
-      </w:r>
-      <w:r>
-        <w:t xml:space="preserve"> </w:t>
-      </w:r>
-      <w:r>
-        <w:t xml:space="preserve">마커스: 온라인으로 자격을 땄어. 하룻저녁에.</w:t>
-      </w:r>
-    </w:p>
-    <w:p>
-      <w:pPr>
-        <w:numPr>
-          <w:ilvl w:val="0"/>
-          <w:numId w:val="1002"/>
-        </w:numPr>
-      </w:pPr>
-      <w:r>
-        <w:t xml:space="preserve">PRIYA: And I read the regulations twice. Consent, two witnesses, a valid license. All three checked. Twice.</w:t>
-      </w:r>
-      <w:r>
-        <w:t xml:space="preserve"> </w:t>
-      </w:r>
-      <w:r>
-        <w:t xml:space="preserve">프리야: 그리고 규정을 두 번 읽었어요. 동의, 증인 두 명, 유효한 혼인 허가증. 셋 다 확인했어요. 두 번.</w:t>
-      </w:r>
-    </w:p>
-    <w:p>
-      <w:pPr>
-        <w:numPr>
-          <w:ilvl w:val="0"/>
-          <w:numId w:val="1002"/>
-        </w:numPr>
-      </w:pPr>
-      <w:r>
-        <w:t xml:space="preserve">NOAH: Of course you did.</w:t>
-      </w:r>
-      <w:r>
-        <w:t xml:space="preserve"> </w:t>
-      </w:r>
-      <w:r>
-        <w:t xml:space="preserve">노아: 당연히 그랬겠죠.</w:t>
-      </w:r>
-    </w:p>
-    <w:p>
-      <w:pPr>
-        <w:numPr>
-          <w:ilvl w:val="0"/>
-          <w:numId w:val="1002"/>
-        </w:numPr>
-      </w:pPr>
-      <w:r>
-        <w:t xml:space="preserve">PRIYA: Twelve minutes. I timed it with a stopwatch. Your vows come after the readings. Ready?</w:t>
-      </w:r>
-      <w:r>
-        <w:t xml:space="preserve"> </w:t>
-      </w:r>
-      <w:r>
-        <w:t xml:space="preserve">프리야: 12분이에요. 스톱워치로 쟀어요. 서약은 낭독 다음이에요. 준비됐어요?</w:t>
-      </w:r>
-    </w:p>
-    <w:p>
-      <w:pPr>
-        <w:numPr>
-          <w:ilvl w:val="0"/>
-          <w:numId w:val="1002"/>
-        </w:numPr>
-      </w:pPr>
-      <w:r>
-        <w:t xml:space="preserve">NOAH: In my pocket. And in my head. Mostly.</w:t>
-      </w:r>
-      <w:r>
-        <w:t xml:space="preserve"> </w:t>
-      </w:r>
-      <w:r>
-        <w:t xml:space="preserve">노아: 주머니에. 그리고 머릿속에. 대부분은.</w:t>
-      </w:r>
-    </w:p>
-    <w:p>
-      <w:pPr>
-        <w:numPr>
-          <w:ilvl w:val="0"/>
-          <w:numId w:val="1002"/>
-        </w:numPr>
-      </w:pPr>
-      <w:r>
-        <w:t xml:space="preserve">PRIYA:</w:t>
-      </w:r>
-      <w:r>
-        <w:t xml:space="preserve"> </w:t>
-      </w:r>
-      <w:r>
-        <w:t xml:space="preserve">“</w:t>
-      </w:r>
-      <w:r>
-        <w:t xml:space="preserve">Mostly</w:t>
-      </w:r>
-      <w:r>
-        <w:t xml:space="preserve">”</w:t>
-      </w:r>
-      <w:r>
-        <w:t xml:space="preserve"> </w:t>
-      </w:r>
-      <w:r>
-        <w:t xml:space="preserve">is not a word I like on a wedding day.</w:t>
-      </w:r>
-      <w:r>
-        <w:t xml:space="preserve"> </w:t>
-      </w:r>
-      <w:r>
-        <w:t xml:space="preserve">프리야:</w:t>
-      </w:r>
-      <w:r>
-        <w:t xml:space="preserve"> </w:t>
-      </w:r>
-      <w:r>
-        <w:t xml:space="preserve">“</w:t>
-      </w:r>
-      <w:r>
-        <w:t xml:space="preserve">대부분</w:t>
-      </w:r>
-      <w:r>
-        <w:t xml:space="preserve">”</w:t>
-      </w:r>
-      <w:r>
-        <w:t xml:space="preserve">은 결혼식 날 내가 좋아하는 단어가 아니에요.</w:t>
-      </w:r>
-    </w:p>
-    <w:p>
-      <w:pPr>
-        <w:numPr>
-          <w:ilvl w:val="0"/>
-          <w:numId w:val="1002"/>
-        </w:numPr>
-      </w:pPr>
-      <w:r>
-        <w:t xml:space="preserve">ELAINE: May I steal the groom for one minute? Board business. Very brief.</w:t>
-      </w:r>
-      <w:r>
-        <w:t xml:space="preserve"> </w:t>
-      </w:r>
-      <w:r>
-        <w:t xml:space="preserve">일레인: 신랑 1분만 빌려도 될까요? 이사회 업무. 아주 짧게.</w:t>
-      </w:r>
-    </w:p>
-    <w:p>
-      <w:pPr>
-        <w:numPr>
-          <w:ilvl w:val="0"/>
-          <w:numId w:val="1002"/>
-        </w:numPr>
-      </w:pPr>
-      <w:r>
-        <w:t xml:space="preserve">NOAH: Elaine, I delegated everything. Full authority.</w:t>
-      </w:r>
-      <w:r>
-        <w:t xml:space="preserve"> </w:t>
-      </w:r>
-      <w:r>
-        <w:t xml:space="preserve">노아: 일레인, 전부 위임했어요. 전권.</w:t>
-      </w:r>
-    </w:p>
-    <w:p>
-      <w:pPr>
-        <w:numPr>
-          <w:ilvl w:val="0"/>
-          <w:numId w:val="1002"/>
-        </w:numPr>
-      </w:pPr>
-      <w:r>
-        <w:t xml:space="preserve">ELAINE: I know. That’s my board business. I wanted to tell you that I’ve watched a lot of founders delegate. Most of them write</w:t>
-      </w:r>
-      <w:r>
-        <w:t xml:space="preserve"> </w:t>
-      </w:r>
-      <w:r>
-        <w:t xml:space="preserve">“</w:t>
-      </w:r>
-      <w:r>
-        <w:t xml:space="preserve">full authority</w:t>
-      </w:r>
-      <w:r>
-        <w:t xml:space="preserve">”</w:t>
-      </w:r>
-      <w:r>
-        <w:t xml:space="preserve"> </w:t>
-      </w:r>
-      <w:r>
-        <w:t xml:space="preserve">and mean</w:t>
-      </w:r>
-      <w:r>
-        <w:t xml:space="preserve"> </w:t>
-      </w:r>
-      <w:r>
-        <w:t xml:space="preserve">“</w:t>
-      </w:r>
-      <w:r>
-        <w:t xml:space="preserve">until I’m nervous.</w:t>
-      </w:r>
-      <w:r>
-        <w:t xml:space="preserve">”</w:t>
-      </w:r>
-      <w:r>
-        <w:t xml:space="preserve"> </w:t>
-      </w:r>
-      <w:r>
-        <w:t xml:space="preserve">The board noticed that your letter has no exceptions. We’re proud of that. That’s all.</w:t>
-      </w:r>
-      <w:r>
-        <w:t xml:space="preserve"> </w:t>
-      </w:r>
-      <w:r>
-        <w:t xml:space="preserve">일레인: 알아요. 그게 내 이사회 업무예요. 많은 창업자가 위임하는 걸 봤어요. 대부분</w:t>
-      </w:r>
-      <w:r>
-        <w:t xml:space="preserve"> </w:t>
-      </w:r>
-      <w:r>
-        <w:t xml:space="preserve">“</w:t>
-      </w:r>
-      <w:r>
-        <w:t xml:space="preserve">전권</w:t>
-      </w:r>
-      <w:r>
-        <w:t xml:space="preserve">”</w:t>
-      </w:r>
-      <w:r>
-        <w:t xml:space="preserve">이라고 쓰고</w:t>
-      </w:r>
-      <w:r>
-        <w:t xml:space="preserve"> </w:t>
-      </w:r>
-      <w:r>
-        <w:t xml:space="preserve">“</w:t>
-      </w:r>
-      <w:r>
-        <w:t xml:space="preserve">내가 불안해질 때까지</w:t>
-      </w:r>
-      <w:r>
-        <w:t xml:space="preserve">”</w:t>
-      </w:r>
-      <w:r>
-        <w:t xml:space="preserve">라는 뜻으로 쓰죠. 이사회는 당신 서한에 예외가 없다는 걸 봤어요. 자랑스러워요. 그게 다예요.</w:t>
-      </w:r>
-    </w:p>
-    <w:p>
-      <w:pPr>
-        <w:numPr>
-          <w:ilvl w:val="0"/>
-          <w:numId w:val="1002"/>
-        </w:numPr>
-      </w:pPr>
-      <w:r>
-        <w:t xml:space="preserve">NOAH: Thank you, Elaine. That means a lot.</w:t>
-      </w:r>
-      <w:r>
-        <w:t xml:space="preserve"> </w:t>
-      </w:r>
-      <w:r>
-        <w:t xml:space="preserve">노아: 고마워요, 일레인. 큰 의미가 있어요.</w:t>
-      </w:r>
-    </w:p>
-    <w:p>
-      <w:pPr>
-        <w:numPr>
-          <w:ilvl w:val="0"/>
-          <w:numId w:val="1002"/>
-        </w:numPr>
-      </w:pPr>
-      <w:r>
-        <w:t xml:space="preserve">ELAINE: And Tom Brennan is in the parking lot. He’s early. He brought a gift that’s clearly too expensive.</w:t>
-      </w:r>
-      <w:r>
-        <w:t xml:space="preserve"> </w:t>
-      </w:r>
-      <w:r>
-        <w:t xml:space="preserve">일레인: 그리고 톰 브레넌이 주차장에 있어요. 일찍 왔어요. 누가 봐도 너무 비싼 선물을 가져왔고요.</w:t>
-      </w:r>
-    </w:p>
-    <w:p>
-      <w:pPr>
-        <w:numPr>
-          <w:ilvl w:val="0"/>
-          <w:numId w:val="1002"/>
-        </w:numPr>
-      </w:pPr>
-      <w:r>
-        <w:t xml:space="preserve">MARCUS: Tom’s here? At your wedding?</w:t>
-      </w:r>
-      <w:r>
-        <w:t xml:space="preserve"> </w:t>
-      </w:r>
-      <w:r>
-        <w:t xml:space="preserve">마커스: 톰이 왔어? 네 결혼식에?</w:t>
-      </w:r>
-    </w:p>
-    <w:p>
-      <w:pPr>
-        <w:numPr>
-          <w:ilvl w:val="0"/>
-          <w:numId w:val="1002"/>
-        </w:numPr>
-      </w:pPr>
-      <w:r>
-        <w:t xml:space="preserve">NOAH: Claire invited him.</w:t>
-      </w:r>
-      <w:r>
-        <w:t xml:space="preserve"> </w:t>
-      </w:r>
-      <w:r>
-        <w:t xml:space="preserve">‘</w:t>
-      </w:r>
-      <w:r>
-        <w:t xml:space="preserve">Anyone who stood next to you under oath can stand next to you here.</w:t>
-      </w:r>
-      <w:r>
-        <w:t xml:space="preserve">’</w:t>
-      </w:r>
-      <w:r>
-        <w:t xml:space="preserve"> </w:t>
-      </w:r>
-      <w:r>
-        <w:t xml:space="preserve">노아: 클레어가 초대했어요.</w:t>
-      </w:r>
-      <w:r>
-        <w:t xml:space="preserve"> </w:t>
-      </w:r>
-      <w:r>
-        <w:t xml:space="preserve">‘</w:t>
-      </w:r>
-      <w:r>
-        <w:t xml:space="preserve">선서하고 당신 옆에 섰던 사람이면 여기서도 옆에 설 수 있어.</w:t>
-      </w:r>
-      <w:r>
-        <w:t xml:space="preserve">’</w:t>
-      </w:r>
-    </w:p>
-    <w:p>
-      <w:pPr>
-        <w:numPr>
-          <w:ilvl w:val="0"/>
-          <w:numId w:val="1002"/>
-        </w:numPr>
+        <w:pStyle w:val="BodyText"/>
       </w:pPr>
       <w:r>
         <w:t xml:space="preserve">MARCUS: Your wife is smarter than you.</w:t>
-      </w:r>
-      <w:r>
-        <w:t xml:space="preserve"> </w:t>
-      </w:r>
-      <w:r>
-        <w:t xml:space="preserve">마커스: 네 아내가 너보다 똑똑하다.</w:t>
       </w:r>
     </w:p>
     <w:bookmarkEnd w:id="22"/>
@@ -1786,163 +1210,79 @@
     </w:p>
     <w:p>
       <w:pPr>
-        <w:numPr>
-          <w:ilvl w:val="0"/>
-          <w:numId w:val="1003"/>
-        </w:numPr>
+        <w:pStyle w:val="FirstParagraph"/>
       </w:pPr>
       <w:r>
         <w:t xml:space="preserve">PRIYA: Friends, family, colleagues, and one former competitor. We’re here for Claire and Noah. No clapping until the end.</w:t>
       </w:r>
-      <w:r>
-        <w:t xml:space="preserve"> </w:t>
-      </w:r>
-      <w:r>
-        <w:t xml:space="preserve">프리야: 친구, 가족, 동료, 그리고 전 경쟁자 한 분. 클레어와 노아를 위해 모였습니다. 끝날 때까지 박수는 참아 주세요.</w:t>
-      </w:r>
-    </w:p>
-    <w:p>
-      <w:pPr>
-        <w:numPr>
-          <w:ilvl w:val="0"/>
-          <w:numId w:val="1003"/>
-        </w:numPr>
+    </w:p>
+    <w:p>
+      <w:pPr>
+        <w:pStyle w:val="BodyText"/>
       </w:pPr>
       <w:r>
         <w:t xml:space="preserve">CLAIRE: Can I say one thing first? This bridge was built in eighteen ninety-four. Six years ago, I helped design its reinforcement. That’s why we’re here. I wanted to marry you next to something I know will hold.</w:t>
       </w:r>
-      <w:r>
-        <w:t xml:space="preserve"> </w:t>
-      </w:r>
-      <w:r>
-        <w:t xml:space="preserve">클레어: 먼저 하나만 말해도 될까요? 이 다리는 1894년에 지어졌어요. 6년 전 제가 보강 설계를 도왔어요. 그래서 여기서 하는 거예요. 버틸 거라는 걸 아는 것 옆에서 당신과 결혼하고 싶었어요.</w:t>
-      </w:r>
-    </w:p>
-    <w:p>
-      <w:pPr>
-        <w:numPr>
-          <w:ilvl w:val="0"/>
-          <w:numId w:val="1003"/>
-        </w:numPr>
+    </w:p>
+    <w:p>
+      <w:pPr>
+        <w:pStyle w:val="BodyText"/>
       </w:pPr>
       <w:r>
         <w:t xml:space="preserve">PRIYA: That wasn’t in my timing. But it’s allowed.</w:t>
       </w:r>
-      <w:r>
-        <w:t xml:space="preserve"> </w:t>
-      </w:r>
-      <w:r>
-        <w:t xml:space="preserve">프리야: 그건 제 시간표에 없었어요. 하지만 허용합니다.</w:t>
-      </w:r>
-    </w:p>
-    <w:p>
-      <w:pPr>
-        <w:numPr>
-          <w:ilvl w:val="0"/>
-          <w:numId w:val="1003"/>
-        </w:numPr>
+    </w:p>
+    <w:p>
+      <w:pPr>
+        <w:pStyle w:val="BodyText"/>
       </w:pPr>
       <w:r>
         <w:t xml:space="preserve">NOAH: Six years ago? You never told me that.</w:t>
       </w:r>
-      <w:r>
-        <w:t xml:space="preserve"> </w:t>
-      </w:r>
-      <w:r>
-        <w:t xml:space="preserve">노아: 6년 전? 그 얘긴 한 번도 안 했잖아요.</w:t>
-      </w:r>
-    </w:p>
-    <w:p>
-      <w:pPr>
-        <w:numPr>
-          <w:ilvl w:val="0"/>
-          <w:numId w:val="1003"/>
-        </w:numPr>
+    </w:p>
+    <w:p>
+      <w:pPr>
+        <w:pStyle w:val="BodyText"/>
       </w:pPr>
       <w:r>
         <w:t xml:space="preserve">PRIYA: The first reading was about patience. I’ll skip it. Claire, your vows.</w:t>
       </w:r>
-      <w:r>
-        <w:t xml:space="preserve"> </w:t>
-      </w:r>
-      <w:r>
-        <w:t xml:space="preserve">프리야: 첫 낭독은 인내에 관한 거였는데. 건너뛸게요. 클레어, 서약하세요.</w:t>
-      </w:r>
-    </w:p>
-    <w:p>
-      <w:pPr>
-        <w:numPr>
-          <w:ilvl w:val="0"/>
-          <w:numId w:val="1003"/>
-        </w:numPr>
+    </w:p>
+    <w:p>
+      <w:pPr>
+        <w:pStyle w:val="BodyText"/>
       </w:pPr>
       <w:r>
         <w:t xml:space="preserve">CLAIRE: When engineers design a bridge, people think we design it for the maximum load. We don’t. We design it for the worst day: the flood, the wind, the truck heavier than the sign allows. I’m marrying you because I’ve seen you on the worst days, and you were still standing.</w:t>
       </w:r>
-      <w:r>
-        <w:t xml:space="preserve"> </w:t>
-      </w:r>
-      <w:r>
-        <w:t xml:space="preserve">클레어: 엔지니어가 다리를 설계할 때, 사람들은 최대 하중을 위해 설계한다고 생각해요. 아니에요. 최악의 날을 위해 설계해요. 홍수, 바람, 표지판이 허용하는 것보다 무거운 트럭. 최악의 날들에 당신을 봤고, 당신이 그래도 서 있었기 때문에 당신과 결혼해요.</w:t>
-      </w:r>
-    </w:p>
-    <w:p>
-      <w:pPr>
-        <w:numPr>
-          <w:ilvl w:val="0"/>
-          <w:numId w:val="1003"/>
-        </w:numPr>
+    </w:p>
+    <w:p>
+      <w:pPr>
+        <w:pStyle w:val="BodyText"/>
       </w:pPr>
       <w:r>
         <w:t xml:space="preserve">NOAH: Claire.</w:t>
       </w:r>
-      <w:r>
-        <w:t xml:space="preserve"> </w:t>
-      </w:r>
-      <w:r>
-        <w:t xml:space="preserve">노아: 클레어.</w:t>
-      </w:r>
-    </w:p>
-    <w:p>
-      <w:pPr>
-        <w:numPr>
-          <w:ilvl w:val="0"/>
-          <w:numId w:val="1003"/>
-        </w:numPr>
+    </w:p>
+    <w:p>
+      <w:pPr>
+        <w:pStyle w:val="BodyText"/>
       </w:pPr>
       <w:r>
         <w:t xml:space="preserve">CLAIRE: And because you told me the worst thing about yourself first. So I knew the rest was true.</w:t>
       </w:r>
-      <w:r>
-        <w:t xml:space="preserve"> </w:t>
-      </w:r>
-      <w:r>
-        <w:t xml:space="preserve">클레어: 그리고 당신이 자신에 대해 가장 나쁜 걸 먼저 말해 줬기 때문에요. 그래서 나머지가 진실이라는 걸 알았어요.</w:t>
-      </w:r>
-    </w:p>
-    <w:p>
-      <w:pPr>
-        <w:numPr>
-          <w:ilvl w:val="0"/>
-          <w:numId w:val="1003"/>
-        </w:numPr>
+    </w:p>
+    <w:p>
+      <w:pPr>
+        <w:pStyle w:val="BodyText"/>
       </w:pPr>
       <w:r>
         <w:t xml:space="preserve">PRIYA: Noah. Your vows.</w:t>
       </w:r>
-      <w:r>
-        <w:t xml:space="preserve"> </w:t>
-      </w:r>
-      <w:r>
-        <w:t xml:space="preserve">프리야: 노아. 서약하세요.</w:t>
-      </w:r>
-    </w:p>
-    <w:p>
-      <w:pPr>
-        <w:numPr>
-          <w:ilvl w:val="0"/>
-          <w:numId w:val="1003"/>
-        </w:numPr>
+    </w:p>
+    <w:p>
+      <w:pPr>
+        <w:pStyle w:val="BodyText"/>
       </w:pPr>
       <w:r>
         <w:t xml:space="preserve">NOAH: Claire. Years ago, my sister sent me a message that said,</w:t>
@@ -1965,366 +1305,165 @@
       <w:r>
         <w:t xml:space="preserve">I read it two hours late, because I was in a meeting. You’re the person I told first. So here’s my vow. I will read every message from you the moment it arrives. Not two hours later. Not after the meeting. The moment it arrives.</w:t>
       </w:r>
-      <w:r>
-        <w:t xml:space="preserve"> </w:t>
-      </w:r>
-      <w:r>
-        <w:t xml:space="preserve">노아: 클레어. 몇 년 전 여동생이</w:t>
-      </w:r>
-      <w:r>
-        <w:t xml:space="preserve"> </w:t>
-      </w:r>
-      <w:r>
-        <w:t xml:space="preserve">“</w:t>
-      </w:r>
-      <w:r>
-        <w:t xml:space="preserve">뭔가 잘못된 것 같아</w:t>
-      </w:r>
-      <w:r>
-        <w:t xml:space="preserve">”</w:t>
-      </w:r>
-      <w:r>
-        <w:t xml:space="preserve">라는 메시지를 보냈어요. 회의 중이어서 두 시간 늦게 읽었어요. 그걸 처음 말한 사람이 당신이에요. 그래서 이게 내 서약이에요. 당신이 보낸 모든 메시지를 도착하는 순간 읽을게요. 두 시간 뒤가 아니라. 회의가 끝난 뒤가 아니라. 도착하는 순간.</w:t>
-      </w:r>
-    </w:p>
-    <w:p>
-      <w:pPr>
-        <w:numPr>
-          <w:ilvl w:val="0"/>
-          <w:numId w:val="1003"/>
-        </w:numPr>
+    </w:p>
+    <w:p>
+      <w:pPr>
+        <w:pStyle w:val="BodyText"/>
       </w:pPr>
       <w:r>
         <w:t xml:space="preserve">LILY: …I wasn’t supposed to cry. I designed the napkins for this.</w:t>
       </w:r>
-      <w:r>
-        <w:t xml:space="preserve"> </w:t>
-      </w:r>
-      <w:r>
-        <w:t xml:space="preserve">릴리: …울면 안 되는 거였는데. 이것 때문에 냅킨을 디자인했는데.</w:t>
-      </w:r>
-    </w:p>
-    <w:p>
-      <w:pPr>
-        <w:numPr>
-          <w:ilvl w:val="0"/>
-          <w:numId w:val="1003"/>
-        </w:numPr>
+    </w:p>
+    <w:p>
+      <w:pPr>
+        <w:pStyle w:val="BodyText"/>
       </w:pPr>
       <w:r>
         <w:t xml:space="preserve">NOAH: And I vow to be late for dinner no more than once a month. Elena wrote that one.</w:t>
       </w:r>
-      <w:r>
-        <w:t xml:space="preserve"> </w:t>
-      </w:r>
-      <w:r>
-        <w:t xml:space="preserve">노아: 그리고 저녁에 늦는 건 한 달에 한 번 이하로 하겠다고 서약해요. 그건 엘레나가 썼어요.</w:t>
-      </w:r>
-    </w:p>
-    <w:p>
-      <w:pPr>
-        <w:numPr>
-          <w:ilvl w:val="0"/>
-          <w:numId w:val="1003"/>
-        </w:numPr>
+    </w:p>
+    <w:p>
+      <w:pPr>
+        <w:pStyle w:val="BodyText"/>
       </w:pPr>
       <w:r>
         <w:t xml:space="preserve">ELENA: Once a month is generous. I’ll be checking.</w:t>
       </w:r>
-      <w:r>
-        <w:t xml:space="preserve"> </w:t>
-      </w:r>
-      <w:r>
-        <w:t xml:space="preserve">엘레나: 한 달에 한 번도 후한 거예요. 확인할 거예요.</w:t>
-      </w:r>
-    </w:p>
-    <w:p>
-      <w:pPr>
-        <w:numPr>
-          <w:ilvl w:val="0"/>
-          <w:numId w:val="1003"/>
-        </w:numPr>
+    </w:p>
+    <w:p>
+      <w:pPr>
+        <w:pStyle w:val="BodyText"/>
       </w:pPr>
       <w:r>
         <w:t xml:space="preserve">CLAIRE: I’ll be inspecting.</w:t>
       </w:r>
-      <w:r>
-        <w:t xml:space="preserve"> </w:t>
-      </w:r>
-      <w:r>
-        <w:t xml:space="preserve">클레어: 나는 점검할 거예요.</w:t>
-      </w:r>
-    </w:p>
-    <w:p>
-      <w:pPr>
-        <w:numPr>
-          <w:ilvl w:val="0"/>
-          <w:numId w:val="1003"/>
-        </w:numPr>
+    </w:p>
+    <w:p>
+      <w:pPr>
+        <w:pStyle w:val="BodyText"/>
       </w:pPr>
       <w:r>
         <w:t xml:space="preserve">PRIYA: The rings. Marcus?</w:t>
       </w:r>
-      <w:r>
-        <w:t xml:space="preserve"> </w:t>
-      </w:r>
-      <w:r>
-        <w:t xml:space="preserve">프리야: 반지. 마커스?</w:t>
-      </w:r>
-    </w:p>
-    <w:p>
-      <w:pPr>
-        <w:numPr>
-          <w:ilvl w:val="0"/>
-          <w:numId w:val="1003"/>
-        </w:numPr>
+    </w:p>
+    <w:p>
+      <w:pPr>
+        <w:pStyle w:val="BodyText"/>
       </w:pPr>
       <w:r>
         <w:t xml:space="preserve">MARCUS: Right here. I’ve checked my pocket nineteen times since breakfast.</w:t>
       </w:r>
-      <w:r>
-        <w:t xml:space="preserve"> </w:t>
-      </w:r>
-      <w:r>
-        <w:t xml:space="preserve">마커스: 여기 있어요. 아침 이후로 주머니를 열아홉 번 확인했어요.</w:t>
-      </w:r>
-    </w:p>
-    <w:p>
-      <w:pPr>
-        <w:numPr>
-          <w:ilvl w:val="0"/>
-          <w:numId w:val="1003"/>
-        </w:numPr>
+    </w:p>
+    <w:p>
+      <w:pPr>
+        <w:pStyle w:val="BodyText"/>
       </w:pPr>
       <w:r>
         <w:t xml:space="preserve">PRIYA: Claire, do you take Noah, on the sunny days and the worst ones?</w:t>
       </w:r>
-      <w:r>
-        <w:t xml:space="preserve"> </w:t>
-      </w:r>
-      <w:r>
-        <w:t xml:space="preserve">프리야: 클레어, 화창한 날과 최악의 날에도 노아를 받아들입니까?</w:t>
-      </w:r>
-    </w:p>
-    <w:p>
-      <w:pPr>
-        <w:numPr>
-          <w:ilvl w:val="0"/>
-          <w:numId w:val="1003"/>
-        </w:numPr>
+    </w:p>
+    <w:p>
+      <w:pPr>
+        <w:pStyle w:val="BodyText"/>
       </w:pPr>
       <w:r>
         <w:t xml:space="preserve">CLAIRE: I do. Both.</w:t>
       </w:r>
-      <w:r>
-        <w:t xml:space="preserve"> </w:t>
-      </w:r>
-      <w:r>
-        <w:t xml:space="preserve">클레어: 네. 둘 다.</w:t>
-      </w:r>
-    </w:p>
-    <w:p>
-      <w:pPr>
-        <w:numPr>
-          <w:ilvl w:val="0"/>
-          <w:numId w:val="1003"/>
-        </w:numPr>
+    </w:p>
+    <w:p>
+      <w:pPr>
+        <w:pStyle w:val="BodyText"/>
       </w:pPr>
       <w:r>
         <w:t xml:space="preserve">PRIYA: Noah, do you take Claire, and every message, the moment it arrives?</w:t>
       </w:r>
-      <w:r>
-        <w:t xml:space="preserve"> </w:t>
-      </w:r>
-      <w:r>
-        <w:t xml:space="preserve">프리야: 노아, 클레어를, 그리고 모든 메시지를 도착하는 순간 받아들입니까?</w:t>
-      </w:r>
-    </w:p>
-    <w:p>
-      <w:pPr>
-        <w:numPr>
-          <w:ilvl w:val="0"/>
-          <w:numId w:val="1003"/>
-        </w:numPr>
+    </w:p>
+    <w:p>
+      <w:pPr>
+        <w:pStyle w:val="BodyText"/>
       </w:pPr>
       <w:r>
         <w:t xml:space="preserve">NOAH: I do.</w:t>
       </w:r>
-      <w:r>
-        <w:t xml:space="preserve"> </w:t>
-      </w:r>
-      <w:r>
-        <w:t xml:space="preserve">노아: 네.</w:t>
-      </w:r>
-    </w:p>
-    <w:p>
-      <w:pPr>
-        <w:numPr>
-          <w:ilvl w:val="0"/>
-          <w:numId w:val="1003"/>
-        </w:numPr>
+    </w:p>
+    <w:p>
+      <w:pPr>
+        <w:pStyle w:val="BodyText"/>
       </w:pPr>
       <w:r>
         <w:t xml:space="preserve">PRIYA: By the authority of the State of Texas and one long evening online, I pronounce you married. Clap now.</w:t>
       </w:r>
-      <w:r>
-        <w:t xml:space="preserve"> </w:t>
-      </w:r>
-      <w:r>
-        <w:t xml:space="preserve">프리야: 텍사스주와 긴 온라인 하룻저녁의 권한으로, 두 사람이 부부가 되었음을 선언합니다. 이제 박수 치세요.</w:t>
-      </w:r>
-    </w:p>
-    <w:p>
-      <w:pPr>
-        <w:numPr>
-          <w:ilvl w:val="0"/>
-          <w:numId w:val="1003"/>
-        </w:numPr>
+    </w:p>
+    <w:p>
+      <w:pPr>
+        <w:pStyle w:val="BodyText"/>
       </w:pPr>
       <w:r>
         <w:t xml:space="preserve">CAROL: Twelve minutes exactly. Your father would have liked her.</w:t>
       </w:r>
-      <w:r>
-        <w:t xml:space="preserve"> </w:t>
-      </w:r>
-      <w:r>
-        <w:t xml:space="preserve">캐럴: 정확히 12분. 네 아버지가 저 아이를 좋아했을 거야.</w:t>
-      </w:r>
-    </w:p>
-    <w:p>
-      <w:pPr>
-        <w:numPr>
-          <w:ilvl w:val="0"/>
-          <w:numId w:val="1003"/>
-        </w:numPr>
+    </w:p>
+    <w:p>
+      <w:pPr>
+        <w:pStyle w:val="BodyText"/>
       </w:pPr>
       <w:r>
         <w:t xml:space="preserve">PRIYA: Eleven minutes and fifty seconds. Claire’s speech was unscheduled.</w:t>
       </w:r>
-      <w:r>
-        <w:t xml:space="preserve"> </w:t>
-      </w:r>
-      <w:r>
-        <w:t xml:space="preserve">프리야: 11분 50초. 클레어의 말은 예정에 없었어요.</w:t>
-      </w:r>
-    </w:p>
-    <w:p>
-      <w:pPr>
-        <w:numPr>
-          <w:ilvl w:val="0"/>
-          <w:numId w:val="1003"/>
-        </w:numPr>
+    </w:p>
+    <w:p>
+      <w:pPr>
+        <w:pStyle w:val="BodyText"/>
       </w:pPr>
       <w:r>
         <w:t xml:space="preserve">TOM: Congratulations, Noah. Not bad at all.</w:t>
       </w:r>
-      <w:r>
-        <w:t xml:space="preserve"> </w:t>
-      </w:r>
-      <w:r>
-        <w:t xml:space="preserve">톰: 축하해, 노아. 나쁘지 않아.</w:t>
-      </w:r>
-    </w:p>
-    <w:p>
-      <w:pPr>
-        <w:numPr>
-          <w:ilvl w:val="0"/>
-          <w:numId w:val="1003"/>
-        </w:numPr>
+    </w:p>
+    <w:p>
+      <w:pPr>
+        <w:pStyle w:val="BodyText"/>
       </w:pPr>
       <w:r>
         <w:t xml:space="preserve">NOAH: Coming from you, that’s a standing ovation.</w:t>
       </w:r>
-      <w:r>
-        <w:t xml:space="preserve"> </w:t>
-      </w:r>
-      <w:r>
-        <w:t xml:space="preserve">노아: 당신한테서 들으면 기립 박수예요.</w:t>
-      </w:r>
-    </w:p>
-    <w:p>
-      <w:pPr>
-        <w:numPr>
-          <w:ilvl w:val="0"/>
-          <w:numId w:val="1003"/>
-        </w:numPr>
+    </w:p>
+    <w:p>
+      <w:pPr>
+        <w:pStyle w:val="BodyText"/>
       </w:pPr>
       <w:r>
         <w:t xml:space="preserve">TOM: The gift is from me, not from anyone’s company. Diane checked. Twice.</w:t>
       </w:r>
-      <w:r>
-        <w:t xml:space="preserve"> </w:t>
-      </w:r>
-      <w:r>
-        <w:t xml:space="preserve">톰: 선물은 어느 회사가 아니라 내가 주는 거야. 다이앤이 확인했어. 두 번.</w:t>
-      </w:r>
-    </w:p>
-    <w:p>
-      <w:pPr>
-        <w:numPr>
-          <w:ilvl w:val="0"/>
-          <w:numId w:val="1003"/>
-        </w:numPr>
+    </w:p>
+    <w:p>
+      <w:pPr>
+        <w:pStyle w:val="BodyText"/>
       </w:pPr>
       <w:r>
         <w:t xml:space="preserve">DIANE: Twice. It’s a first edition of a book about bridges. Legally clean.</w:t>
       </w:r>
-      <w:r>
-        <w:t xml:space="preserve"> </w:t>
-      </w:r>
-      <w:r>
-        <w:t xml:space="preserve">다이앤: 두 번. 다리에 관한 책 초판이에요. 법적으로 깨끗해요.</w:t>
-      </w:r>
-    </w:p>
-    <w:p>
-      <w:pPr>
-        <w:numPr>
-          <w:ilvl w:val="0"/>
-          <w:numId w:val="1003"/>
-        </w:numPr>
+    </w:p>
+    <w:p>
+      <w:pPr>
+        <w:pStyle w:val="BodyText"/>
       </w:pPr>
       <w:r>
         <w:t xml:space="preserve">CLAIRE: Tom, it’s the Roebling biography. I’ve wanted this since I was nineteen.</w:t>
       </w:r>
-      <w:r>
-        <w:t xml:space="preserve"> </w:t>
-      </w:r>
-      <w:r>
-        <w:t xml:space="preserve">클레어: 톰, 로블링 전기네요. 열아홉 살 때부터 갖고 싶었어요.</w:t>
-      </w:r>
-    </w:p>
-    <w:p>
-      <w:pPr>
-        <w:numPr>
-          <w:ilvl w:val="0"/>
-          <w:numId w:val="1003"/>
-        </w:numPr>
+    </w:p>
+    <w:p>
+      <w:pPr>
+        <w:pStyle w:val="BodyText"/>
       </w:pPr>
       <w:r>
         <w:t xml:space="preserve">TOM: Noah mentioned you liked suspension bridges. At Rudy’s. I wrote it down.</w:t>
       </w:r>
-      <w:r>
-        <w:t xml:space="preserve"> </w:t>
-      </w:r>
-      <w:r>
-        <w:t xml:space="preserve">톰: 노아가 루디네에서 당신이 현수교를 좋아한다고 했어요. 적어 뒀죠.</w:t>
-      </w:r>
-    </w:p>
-    <w:p>
-      <w:pPr>
-        <w:numPr>
-          <w:ilvl w:val="0"/>
-          <w:numId w:val="1003"/>
-        </w:numPr>
+    </w:p>
+    <w:p>
+      <w:pPr>
+        <w:pStyle w:val="BodyText"/>
       </w:pPr>
       <w:r>
         <w:t xml:space="preserve">NOAH: You took notes at lunch.</w:t>
-      </w:r>
-      <w:r>
-        <w:t xml:space="preserve"> </w:t>
-      </w:r>
-      <w:r>
-        <w:t xml:space="preserve">노아: 점심 먹으면서 메모했군요.</w:t>
       </w:r>
     </w:p>
     <w:bookmarkEnd w:id="23"/>
@@ -2339,265 +1478,127 @@
     </w:p>
     <w:p>
       <w:pPr>
-        <w:numPr>
-          <w:ilvl w:val="0"/>
-          <w:numId w:val="1004"/>
-        </w:numPr>
+        <w:pStyle w:val="FirstParagraph"/>
       </w:pPr>
       <w:r>
         <w:t xml:space="preserve">MARCUS: Can I have everyone’s attention? I’m the best man, which means I have a speech, and Noah has been afraid of it for three months. He has good reasons. I’ve written seven drafts.</w:t>
       </w:r>
-      <w:r>
-        <w:t xml:space="preserve"> </w:t>
-      </w:r>
-      <w:r>
-        <w:t xml:space="preserve">마커스: 모두 주목해 주시겠어요? 저는 들러리고, 그 말은 연설이 있다는 거고, 노아는 석 달 동안 그걸 두려워했죠. 그럴 만한 이유가 있어요. 초안을 일곱 번 썼거든요.</w:t>
-      </w:r>
-    </w:p>
-    <w:p>
-      <w:pPr>
-        <w:numPr>
-          <w:ilvl w:val="0"/>
-          <w:numId w:val="1004"/>
-        </w:numPr>
+    </w:p>
+    <w:p>
+      <w:pPr>
+        <w:pStyle w:val="BodyText"/>
       </w:pPr>
       <w:r>
         <w:t xml:space="preserve">NOAH: Justifiably.</w:t>
       </w:r>
-      <w:r>
-        <w:t xml:space="preserve"> </w:t>
-      </w:r>
-      <w:r>
-        <w:t xml:space="preserve">노아: 정당하게요.</w:t>
-      </w:r>
-    </w:p>
-    <w:p>
-      <w:pPr>
-        <w:numPr>
-          <w:ilvl w:val="0"/>
-          <w:numId w:val="1004"/>
-        </w:numPr>
+    </w:p>
+    <w:p>
+      <w:pPr>
+        <w:pStyle w:val="BodyText"/>
       </w:pPr>
       <w:r>
         <w:t xml:space="preserve">MARCUS: Years ago, Noah drew an idea on a napkin. Priya said the science could work. Elena said it had to be safe. I said someone had to pay for it. He has never once thanked me for being the boring one.</w:t>
       </w:r>
-      <w:r>
-        <w:t xml:space="preserve"> </w:t>
-      </w:r>
-      <w:r>
-        <w:t xml:space="preserve">마커스: 몇 년 전, 노아가 냅킨에 아이디어를 그렸어요. 프리야는 과학적으로 될 수 있다고 했고. 엘레나는 안전해야 한다고 했고. 저는 누군가는 돈을 내야 한다고 했죠. 지루한 역할을 맡은 저한테 한 번도 고맙다는 말을 안 했어요.</w:t>
-      </w:r>
-    </w:p>
-    <w:p>
-      <w:pPr>
-        <w:numPr>
-          <w:ilvl w:val="0"/>
-          <w:numId w:val="1004"/>
-        </w:numPr>
+    </w:p>
+    <w:p>
+      <w:pPr>
+        <w:pStyle w:val="BodyText"/>
       </w:pPr>
       <w:r>
         <w:t xml:space="preserve">NOAH: Thank you, Marcus.</w:t>
       </w:r>
-      <w:r>
-        <w:t xml:space="preserve"> </w:t>
-      </w:r>
-      <w:r>
-        <w:t xml:space="preserve">노아: 고마워요, 마커스.</w:t>
-      </w:r>
-    </w:p>
-    <w:p>
-      <w:pPr>
-        <w:numPr>
-          <w:ilvl w:val="0"/>
-          <w:numId w:val="1004"/>
-        </w:numPr>
+    </w:p>
+    <w:p>
+      <w:pPr>
+        <w:pStyle w:val="BodyText"/>
       </w:pPr>
       <w:r>
         <w:t xml:space="preserve">MARCUS: Ten years late. Typical. I’ve watched this man choose the harder right thing over the easier wrong one. He turned down a billion dollars twice and testified next to his rival. Claire, he’s the most stubborn honest man I know. You’re the only engineer who could make him hold.</w:t>
       </w:r>
-      <w:r>
-        <w:t xml:space="preserve"> </w:t>
-      </w:r>
-      <w:r>
-        <w:t xml:space="preserve">마커스: 10년 늦었네요. 늘 그렇죠. 이 친구가 쉬운 잘못보다 어려운 옳음을 고르는 걸 봐 왔어요. 10억 달러를 두 번 거절했고, 경쟁자 옆에서 증언했어요. 클레어, 이 사람은 내가 아는 가장 고집스럽게 정직한 남자예요. 이 사람을 버티게 할 수 있는 엔지니어는 당신뿐이에요.</w:t>
-      </w:r>
-    </w:p>
-    <w:p>
-      <w:pPr>
-        <w:numPr>
-          <w:ilvl w:val="0"/>
-          <w:numId w:val="1004"/>
-        </w:numPr>
+    </w:p>
+    <w:p>
+      <w:pPr>
+        <w:pStyle w:val="BodyText"/>
       </w:pPr>
       <w:r>
         <w:t xml:space="preserve">CLAIRE: I’ve run the calculations. He’ll hold.</w:t>
       </w:r>
-      <w:r>
-        <w:t xml:space="preserve"> </w:t>
-      </w:r>
-      <w:r>
-        <w:t xml:space="preserve">클레어: 계산해 봤어요. 버틸 거예요.</w:t>
-      </w:r>
-    </w:p>
-    <w:p>
-      <w:pPr>
-        <w:numPr>
-          <w:ilvl w:val="0"/>
-          <w:numId w:val="1004"/>
-        </w:numPr>
+    </w:p>
+    <w:p>
+      <w:pPr>
+        <w:pStyle w:val="BodyText"/>
       </w:pPr>
       <w:r>
         <w:t xml:space="preserve">MARCUS: Then raise your glasses. To Claire and Noah. To the worst days, and everyone who stays standing.</w:t>
       </w:r>
-      <w:r>
-        <w:t xml:space="preserve"> </w:t>
-      </w:r>
-      <w:r>
-        <w:t xml:space="preserve">마커스: 그럼 잔을 들어 주세요. 클레어와 노아를 위하여. 최악의 날들을 위하여, 그리고 버티고 서 있는 모두를 위하여.</w:t>
-      </w:r>
-    </w:p>
-    <w:p>
-      <w:pPr>
-        <w:numPr>
-          <w:ilvl w:val="0"/>
-          <w:numId w:val="1004"/>
-        </w:numPr>
+    </w:p>
+    <w:p>
+      <w:pPr>
+        <w:pStyle w:val="BodyText"/>
       </w:pPr>
       <w:r>
         <w:t xml:space="preserve">CAROL: To Claire and Noah.</w:t>
       </w:r>
-      <w:r>
-        <w:t xml:space="preserve"> </w:t>
-      </w:r>
-      <w:r>
-        <w:t xml:space="preserve">캐럴: 클레어와 노아를 위하여.</w:t>
-      </w:r>
-    </w:p>
-    <w:p>
-      <w:pPr>
-        <w:numPr>
-          <w:ilvl w:val="0"/>
-          <w:numId w:val="1004"/>
-        </w:numPr>
+    </w:p>
+    <w:p>
+      <w:pPr>
+        <w:pStyle w:val="BodyText"/>
       </w:pPr>
       <w:r>
         <w:t xml:space="preserve">ELAINE: To Claire and Noah. And to napkins.</w:t>
       </w:r>
-      <w:r>
-        <w:t xml:space="preserve"> </w:t>
-      </w:r>
-      <w:r>
-        <w:t xml:space="preserve">일레인: 클레어와 노아를 위하여. 그리고 냅킨을 위하여.</w:t>
-      </w:r>
-    </w:p>
-    <w:p>
-      <w:pPr>
-        <w:numPr>
-          <w:ilvl w:val="0"/>
-          <w:numId w:val="1004"/>
-        </w:numPr>
+    </w:p>
+    <w:p>
+      <w:pPr>
+        <w:pStyle w:val="BodyText"/>
       </w:pPr>
       <w:r>
         <w:t xml:space="preserve">RUTH: Noah. I’m sorry. Thirty seconds. It’s about Pike.</w:t>
       </w:r>
-      <w:r>
-        <w:t xml:space="preserve"> </w:t>
-      </w:r>
-      <w:r>
-        <w:t xml:space="preserve">루스: 노아. 미안해요. 30초. 파이크 일이에요.</w:t>
-      </w:r>
-    </w:p>
-    <w:p>
-      <w:pPr>
-        <w:numPr>
-          <w:ilvl w:val="0"/>
-          <w:numId w:val="1004"/>
-        </w:numPr>
+    </w:p>
+    <w:p>
+      <w:pPr>
+        <w:pStyle w:val="BodyText"/>
       </w:pPr>
       <w:r>
         <w:t xml:space="preserve">NOAH: Pike? What happened?</w:t>
       </w:r>
-      <w:r>
-        <w:t xml:space="preserve"> </w:t>
-      </w:r>
-      <w:r>
-        <w:t xml:space="preserve">노아: 파이크요? 무슨 일이에요?</w:t>
-      </w:r>
-    </w:p>
-    <w:p>
-      <w:pPr>
-        <w:numPr>
-          <w:ilvl w:val="0"/>
-          <w:numId w:val="1004"/>
-        </w:numPr>
+    </w:p>
+    <w:p>
+      <w:pPr>
+        <w:pStyle w:val="BodyText"/>
       </w:pPr>
       <w:r>
         <w:t xml:space="preserve">ELENA: Stop. Ruth, give it to me. Noah, full authority starts now. Not Monday. Now.</w:t>
       </w:r>
-      <w:r>
-        <w:t xml:space="preserve"> </w:t>
-      </w:r>
-      <w:r>
-        <w:t xml:space="preserve">엘레나: 멈춰요. 루스, 나한테 줘요. 노아, 전권은 지금 시작돼요. 월요일이 아니라. 지금.</w:t>
-      </w:r>
-    </w:p>
-    <w:p>
-      <w:pPr>
-        <w:numPr>
-          <w:ilvl w:val="0"/>
-          <w:numId w:val="1004"/>
-        </w:numPr>
+    </w:p>
+    <w:p>
+      <w:pPr>
+        <w:pStyle w:val="BodyText"/>
       </w:pPr>
       <w:r>
         <w:t xml:space="preserve">NOAH: …You’re right. I’m sorry. Ruth, talk to Elena.</w:t>
       </w:r>
-      <w:r>
-        <w:t xml:space="preserve"> </w:t>
-      </w:r>
-      <w:r>
-        <w:t xml:space="preserve">노아: …맞아요. 미안해요. 루스, 엘레나와 얘기해요.</w:t>
-      </w:r>
-    </w:p>
-    <w:p>
-      <w:pPr>
-        <w:numPr>
-          <w:ilvl w:val="0"/>
-          <w:numId w:val="1004"/>
-        </w:numPr>
+    </w:p>
+    <w:p>
+      <w:pPr>
+        <w:pStyle w:val="BodyText"/>
       </w:pPr>
       <w:r>
         <w:t xml:space="preserve">RUTH: Elena, Pikestone has withdrawn all its nominees. Graham Pike sent a note. Handwritten, scanned.</w:t>
       </w:r>
-      <w:r>
-        <w:t xml:space="preserve"> </w:t>
-      </w:r>
-      <w:r>
-        <w:t xml:space="preserve">루스: 엘레나, 파이크스톤이 후보를 전원 철회했어요. 그레이엄 파이크가 메모를 보냈어요. 손글씨, 스캔본.</w:t>
-      </w:r>
-    </w:p>
-    <w:p>
-      <w:pPr>
-        <w:numPr>
-          <w:ilvl w:val="0"/>
-          <w:numId w:val="1004"/>
-        </w:numPr>
+    </w:p>
+    <w:p>
+      <w:pPr>
+        <w:pStyle w:val="BodyText"/>
       </w:pPr>
       <w:r>
         <w:t xml:space="preserve">ELENA: Read it. To me.</w:t>
       </w:r>
-      <w:r>
-        <w:t xml:space="preserve"> </w:t>
-      </w:r>
-      <w:r>
-        <w:t xml:space="preserve">엘레나: 읽어 줘요. 나한테.</w:t>
-      </w:r>
-    </w:p>
-    <w:p>
-      <w:pPr>
-        <w:numPr>
-          <w:ilvl w:val="0"/>
-          <w:numId w:val="1004"/>
-        </w:numPr>
+    </w:p>
+    <w:p>
+      <w:pPr>
+        <w:pStyle w:val="BodyText"/>
       </w:pPr>
       <w:r>
         <w:t xml:space="preserve">RUTH:</w:t>
@@ -2614,176 +1615,77 @@
       <w:r>
         <w:t xml:space="preserve">”</w:t>
       </w:r>
-      <w:r>
-        <w:t xml:space="preserve"> </w:t>
-      </w:r>
-      <w:r>
-        <w:t xml:space="preserve">루스:</w:t>
-      </w:r>
-      <w:r>
-        <w:t xml:space="preserve"> </w:t>
-      </w:r>
-      <w:r>
-        <w:t xml:space="preserve">“</w:t>
-      </w:r>
-      <w:r>
-        <w:t xml:space="preserve">시술자 1인당 교육비 31% 감소. 새 독립 이사 선임. 숫자가 움직였다. 조용히 있겠다. —G.P.</w:t>
-      </w:r>
-      <w:r>
-        <w:t xml:space="preserve">”</w:t>
-      </w:r>
-    </w:p>
-    <w:p>
-      <w:pPr>
-        <w:numPr>
-          <w:ilvl w:val="0"/>
-          <w:numId w:val="1004"/>
-        </w:numPr>
+    </w:p>
+    <w:p>
+      <w:pPr>
+        <w:pStyle w:val="BodyText"/>
       </w:pPr>
       <w:r>
         <w:t xml:space="preserve">ELENA: Then the annual meeting is just a meeting. A short statement. No victory language. Thank every shareholder.</w:t>
       </w:r>
-      <w:r>
-        <w:t xml:space="preserve"> </w:t>
-      </w:r>
-      <w:r>
-        <w:t xml:space="preserve">엘레나: 그럼 정기주총은 그냥 회의예요. 짧은 성명. 승리라는 표현 없이. 모든 주주에게 감사.</w:t>
-      </w:r>
-    </w:p>
-    <w:p>
-      <w:pPr>
-        <w:numPr>
-          <w:ilvl w:val="0"/>
-          <w:numId w:val="1004"/>
-        </w:numPr>
+    </w:p>
+    <w:p>
+      <w:pPr>
+        <w:pStyle w:val="BodyText"/>
       </w:pPr>
       <w:r>
         <w:t xml:space="preserve">RUTH: Including Pikestone?</w:t>
       </w:r>
-      <w:r>
-        <w:t xml:space="preserve"> </w:t>
-      </w:r>
-      <w:r>
-        <w:t xml:space="preserve">루스: 파이크스톤도요?</w:t>
-      </w:r>
-    </w:p>
-    <w:p>
-      <w:pPr>
-        <w:numPr>
-          <w:ilvl w:val="0"/>
-          <w:numId w:val="1004"/>
-        </w:numPr>
+    </w:p>
+    <w:p>
+      <w:pPr>
+        <w:pStyle w:val="BodyText"/>
       </w:pPr>
       <w:r>
         <w:t xml:space="preserve">ELENA: He made us cut a cost we should have cut anyway. That deserves a thank-you, not a celebration.</w:t>
       </w:r>
-      <w:r>
-        <w:t xml:space="preserve"> </w:t>
-      </w:r>
-      <w:r>
-        <w:t xml:space="preserve">엘레나: 어차피 줄였어야 할 비용을 줄이게 했잖아요. 축하가 아니라 감사를 받을 만해요.</w:t>
-      </w:r>
-    </w:p>
-    <w:p>
-      <w:pPr>
-        <w:numPr>
-          <w:ilvl w:val="0"/>
-          <w:numId w:val="1004"/>
-        </w:numPr>
+    </w:p>
+    <w:p>
+      <w:pPr>
+        <w:pStyle w:val="BodyText"/>
       </w:pPr>
       <w:r>
         <w:t xml:space="preserve">NOAH: That’s exactly what I would have —</w:t>
       </w:r>
-      <w:r>
-        <w:t xml:space="preserve"> </w:t>
-      </w:r>
-      <w:r>
-        <w:t xml:space="preserve">노아: 그건 정확히 내가 했을 —</w:t>
-      </w:r>
-    </w:p>
-    <w:p>
-      <w:pPr>
-        <w:numPr>
-          <w:ilvl w:val="0"/>
-          <w:numId w:val="1004"/>
-        </w:numPr>
+    </w:p>
+    <w:p>
+      <w:pPr>
+        <w:pStyle w:val="BodyText"/>
       </w:pPr>
       <w:r>
         <w:t xml:space="preserve">ELENA: You don’t get an opinion until May thirtieth. Give me your phone.</w:t>
       </w:r>
-      <w:r>
-        <w:t xml:space="preserve"> </w:t>
-      </w:r>
-      <w:r>
-        <w:t xml:space="preserve">엘레나: 5월 30일까지 의견은 없어요. 휴대폰 줘요.</w:t>
-      </w:r>
-    </w:p>
-    <w:p>
-      <w:pPr>
-        <w:numPr>
-          <w:ilvl w:val="0"/>
-          <w:numId w:val="1004"/>
-        </w:numPr>
+    </w:p>
+    <w:p>
+      <w:pPr>
+        <w:pStyle w:val="BodyText"/>
       </w:pPr>
       <w:r>
         <w:t xml:space="preserve">NOAH: My phone?</w:t>
       </w:r>
-      <w:r>
-        <w:t xml:space="preserve"> </w:t>
-      </w:r>
-      <w:r>
-        <w:t xml:space="preserve">노아: 내 휴대폰?</w:t>
-      </w:r>
-    </w:p>
-    <w:p>
-      <w:pPr>
-        <w:numPr>
-          <w:ilvl w:val="0"/>
-          <w:numId w:val="1004"/>
-        </w:numPr>
+    </w:p>
+    <w:p>
+      <w:pPr>
+        <w:pStyle w:val="BodyText"/>
       </w:pPr>
       <w:r>
         <w:t xml:space="preserve">ELENA: You promised Claire two weeks without it. And you just promised her every message, the moment it arrives. You can’t keep both promises with that thing in your pocket. Claire’s messages will reach you on hers. Everything else comes to me.</w:t>
       </w:r>
-      <w:r>
-        <w:t xml:space="preserve"> </w:t>
-      </w:r>
-      <w:r>
-        <w:t xml:space="preserve">엘레나: 클레어에게 휴대폰 없는 2주를 약속했잖아요. 그리고 방금 모든 메시지를 도착하는 순간 읽겠다고 약속했고요. 그게 주머니에 있으면 두 약속을 다 지킬 수 없어요. 클레어 메시지는 클레어 휴대폰으로 받아요. 나머지는 전부 나한테 와요.</w:t>
-      </w:r>
-    </w:p>
-    <w:p>
-      <w:pPr>
-        <w:numPr>
-          <w:ilvl w:val="0"/>
-          <w:numId w:val="1004"/>
-        </w:numPr>
+    </w:p>
+    <w:p>
+      <w:pPr>
+        <w:pStyle w:val="BodyText"/>
       </w:pPr>
       <w:r>
         <w:t xml:space="preserve">NOAH: …Here. Full authority.</w:t>
       </w:r>
-      <w:r>
-        <w:t xml:space="preserve"> </w:t>
-      </w:r>
-      <w:r>
-        <w:t xml:space="preserve">노아: …여기요. 전권.</w:t>
-      </w:r>
-    </w:p>
-    <w:p>
-      <w:pPr>
-        <w:numPr>
-          <w:ilvl w:val="0"/>
-          <w:numId w:val="1004"/>
-        </w:numPr>
+    </w:p>
+    <w:p>
+      <w:pPr>
+        <w:pStyle w:val="BodyText"/>
       </w:pPr>
       <w:r>
         <w:t xml:space="preserve">MARCUS: That’s the most romantic thing I’ve seen today. And I gave a speech.</w:t>
-      </w:r>
-      <w:r>
-        <w:t xml:space="preserve"> </w:t>
-      </w:r>
-      <w:r>
-        <w:t xml:space="preserve">마커스: 오늘 본 것 중 가장 로맨틱한 일이네. 연설한 나를 포함해서.</w:t>
       </w:r>
     </w:p>
     <w:bookmarkEnd w:id="24"/>
@@ -2798,257 +1700,122 @@
     </w:p>
     <w:p>
       <w:pPr>
-        <w:numPr>
-          <w:ilvl w:val="0"/>
-          <w:numId w:val="1005"/>
-        </w:numPr>
+        <w:pStyle w:val="FirstParagraph"/>
       </w:pPr>
       <w:r>
         <w:t xml:space="preserve">CLAIRE: Listen. The river. That’s the only sound for two weeks.</w:t>
       </w:r>
-      <w:r>
-        <w:t xml:space="preserve"> </w:t>
-      </w:r>
-      <w:r>
-        <w:t xml:space="preserve">클레어: 들어 봐요. 강물. 2주 동안 그게 유일한 소리예요.</w:t>
-      </w:r>
-    </w:p>
-    <w:p>
-      <w:pPr>
-        <w:numPr>
-          <w:ilvl w:val="0"/>
-          <w:numId w:val="1005"/>
-        </w:numPr>
+    </w:p>
+    <w:p>
+      <w:pPr>
+        <w:pStyle w:val="BodyText"/>
       </w:pPr>
       <w:r>
         <w:t xml:space="preserve">NOAH: My hand keeps reaching for my pocket. There’s nothing there.</w:t>
       </w:r>
-      <w:r>
-        <w:t xml:space="preserve"> </w:t>
-      </w:r>
-      <w:r>
-        <w:t xml:space="preserve">노아: 손이 자꾸 주머니로 가요. 아무것도 없는데.</w:t>
-      </w:r>
-    </w:p>
-    <w:p>
-      <w:pPr>
-        <w:numPr>
-          <w:ilvl w:val="0"/>
-          <w:numId w:val="1005"/>
-        </w:numPr>
+    </w:p>
+    <w:p>
+      <w:pPr>
+        <w:pStyle w:val="BodyText"/>
       </w:pPr>
       <w:r>
         <w:t xml:space="preserve">CLAIRE: Your father’s watch is there. Four minutes slow.</w:t>
       </w:r>
-      <w:r>
-        <w:t xml:space="preserve"> </w:t>
-      </w:r>
-      <w:r>
-        <w:t xml:space="preserve">클레어: 아버님 시계가 있잖아요. 4분 느린.</w:t>
-      </w:r>
-    </w:p>
-    <w:p>
-      <w:pPr>
-        <w:numPr>
-          <w:ilvl w:val="0"/>
-          <w:numId w:val="1005"/>
-        </w:numPr>
+    </w:p>
+    <w:p>
+      <w:pPr>
+        <w:pStyle w:val="BodyText"/>
       </w:pPr>
       <w:r>
         <w:t xml:space="preserve">NOAH: He said it gave him time to think.</w:t>
       </w:r>
-      <w:r>
-        <w:t xml:space="preserve"> </w:t>
-      </w:r>
-      <w:r>
-        <w:t xml:space="preserve">노아: 생각할 시간을 준다고 하셨대요.</w:t>
-      </w:r>
-    </w:p>
-    <w:p>
-      <w:pPr>
-        <w:numPr>
-          <w:ilvl w:val="0"/>
-          <w:numId w:val="1005"/>
-        </w:numPr>
+    </w:p>
+    <w:p>
+      <w:pPr>
+        <w:pStyle w:val="BodyText"/>
       </w:pPr>
       <w:r>
         <w:t xml:space="preserve">CLAIRE: Then think. What are you thinking about?</w:t>
       </w:r>
-      <w:r>
-        <w:t xml:space="preserve"> </w:t>
-      </w:r>
-      <w:r>
-        <w:t xml:space="preserve">클레어: 그럼 생각해요. 무슨 생각 해요?</w:t>
-      </w:r>
-    </w:p>
-    <w:p>
-      <w:pPr>
-        <w:numPr>
-          <w:ilvl w:val="0"/>
-          <w:numId w:val="1005"/>
-        </w:numPr>
+    </w:p>
+    <w:p>
+      <w:pPr>
+        <w:pStyle w:val="BodyText"/>
       </w:pPr>
       <w:r>
         <w:t xml:space="preserve">NOAH: That Elena will run the company better than me for two weeks, and I’m glad. Ten years ago I couldn’t have said that. I thought if I wasn’t in every room, the company would fall. Tonight I handed over my phone at my own wedding, and nothing fell. Not the company. Not this bridge.</w:t>
       </w:r>
-      <w:r>
-        <w:t xml:space="preserve"> </w:t>
-      </w:r>
-      <w:r>
-        <w:t xml:space="preserve">노아: 엘레나가 2주 동안 나보다 회사를 잘 운영할 거고, 난 그게 기뻐요. 10년 전엔 그 말을 못 했을 거예요. 내가 모든 방에 있지 않으면 회사가 무너질 거라고 생각했거든요. 오늘 밤 내 결혼식에서 휴대폰을 넘겼는데, 아무것도 무너지지 않았어요. 회사도. 이 다리도.</w:t>
-      </w:r>
-    </w:p>
-    <w:p>
-      <w:pPr>
-        <w:numPr>
-          <w:ilvl w:val="0"/>
-          <w:numId w:val="1005"/>
-        </w:numPr>
+    </w:p>
+    <w:p>
+      <w:pPr>
+        <w:pStyle w:val="BodyText"/>
       </w:pPr>
       <w:r>
         <w:t xml:space="preserve">CLAIRE: Structurally honest. And structurally sound.</w:t>
       </w:r>
-      <w:r>
-        <w:t xml:space="preserve"> </w:t>
-      </w:r>
-      <w:r>
-        <w:t xml:space="preserve">클레어: 구조적으로 정직하고. 구조적으로 튼튼하네요.</w:t>
-      </w:r>
-    </w:p>
-    <w:p>
-      <w:pPr>
-        <w:numPr>
-          <w:ilvl w:val="0"/>
-          <w:numId w:val="1005"/>
-        </w:numPr>
+    </w:p>
+    <w:p>
+      <w:pPr>
+        <w:pStyle w:val="BodyText"/>
       </w:pPr>
       <w:r>
         <w:t xml:space="preserve">LILY: Sorry! Sorry. One minute. I’m leaving, but I have to tell you something.</w:t>
       </w:r>
-      <w:r>
-        <w:t xml:space="preserve"> </w:t>
-      </w:r>
-      <w:r>
-        <w:t xml:space="preserve">릴리: 미안! 미안. 1분만. 가는 길인데, 할 말이 있어.</w:t>
-      </w:r>
-    </w:p>
-    <w:p>
-      <w:pPr>
-        <w:numPr>
-          <w:ilvl w:val="0"/>
-          <w:numId w:val="1005"/>
-        </w:numPr>
+    </w:p>
+    <w:p>
+      <w:pPr>
+        <w:pStyle w:val="BodyText"/>
       </w:pPr>
       <w:r>
         <w:t xml:space="preserve">NOAH: Lily, it’s eleven at night. On a bridge.</w:t>
       </w:r>
-      <w:r>
-        <w:t xml:space="preserve"> </w:t>
-      </w:r>
-      <w:r>
-        <w:t xml:space="preserve">노아: 릴리, 밤 11시야. 다리 위고.</w:t>
-      </w:r>
-    </w:p>
-    <w:p>
-      <w:pPr>
-        <w:numPr>
-          <w:ilvl w:val="0"/>
-          <w:numId w:val="1005"/>
-        </w:numPr>
+    </w:p>
+    <w:p>
+      <w:pPr>
+        <w:pStyle w:val="BodyText"/>
       </w:pPr>
       <w:r>
         <w:t xml:space="preserve">LILY: I know. In September, the napkin turns ten. Elaine asked me to design something for the anniversary.</w:t>
       </w:r>
-      <w:r>
-        <w:t xml:space="preserve"> </w:t>
-      </w:r>
-      <w:r>
-        <w:t xml:space="preserve">릴리: 알아. 9월이면 냅킨이 열 살이 돼. 일레인이 기념 디자인을 부탁했어.</w:t>
-      </w:r>
-    </w:p>
-    <w:p>
-      <w:pPr>
-        <w:numPr>
-          <w:ilvl w:val="0"/>
-          <w:numId w:val="1005"/>
-        </w:numPr>
+    </w:p>
+    <w:p>
+      <w:pPr>
+        <w:pStyle w:val="BodyText"/>
       </w:pPr>
       <w:r>
         <w:t xml:space="preserve">NOAH: What are you designing?</w:t>
       </w:r>
-      <w:r>
-        <w:t xml:space="preserve"> </w:t>
-      </w:r>
-      <w:r>
-        <w:t xml:space="preserve">노아: 뭘 디자인하는데?</w:t>
-      </w:r>
-    </w:p>
-    <w:p>
-      <w:pPr>
-        <w:numPr>
-          <w:ilvl w:val="0"/>
-          <w:numId w:val="1005"/>
-        </w:numPr>
+    </w:p>
+    <w:p>
+      <w:pPr>
+        <w:pStyle w:val="BodyText"/>
       </w:pPr>
       <w:r>
         <w:t xml:space="preserve">LILY: Don’t ask. You’ll find out in September. And it’s not shiny.</w:t>
       </w:r>
-      <w:r>
-        <w:t xml:space="preserve"> </w:t>
-      </w:r>
-      <w:r>
-        <w:t xml:space="preserve">릴리: 묻지 마. 9월에 알게 될 거야. 그리고 반짝이지 않아.</w:t>
-      </w:r>
-    </w:p>
-    <w:p>
-      <w:pPr>
-        <w:numPr>
-          <w:ilvl w:val="0"/>
-          <w:numId w:val="1005"/>
-        </w:numPr>
+    </w:p>
+    <w:p>
+      <w:pPr>
+        <w:pStyle w:val="BodyText"/>
       </w:pPr>
       <w:r>
         <w:t xml:space="preserve">CLAIRE: Lily, thank you for the napkins. They’re the best thing on the tables.</w:t>
       </w:r>
-      <w:r>
-        <w:t xml:space="preserve"> </w:t>
-      </w:r>
-      <w:r>
-        <w:t xml:space="preserve">클레어: 릴리, 냅킨 고마워요. 테이블 위에서 제일 멋져요.</w:t>
-      </w:r>
-    </w:p>
-    <w:p>
-      <w:pPr>
-        <w:numPr>
-          <w:ilvl w:val="0"/>
-          <w:numId w:val="1005"/>
-        </w:numPr>
+    </w:p>
+    <w:p>
+      <w:pPr>
+        <w:pStyle w:val="BodyText"/>
       </w:pPr>
       <w:r>
         <w:t xml:space="preserve">LILY: Welcome to the family, Claire. Check his messages. He’s promised.</w:t>
       </w:r>
-      <w:r>
-        <w:t xml:space="preserve"> </w:t>
-      </w:r>
-      <w:r>
-        <w:t xml:space="preserve">릴리: 가족이 된 걸 환영해요, 언니. 오빠 메시지 확인해요. 약속했으니까.</w:t>
-      </w:r>
-    </w:p>
-    <w:p>
-      <w:pPr>
-        <w:numPr>
-          <w:ilvl w:val="0"/>
-          <w:numId w:val="1005"/>
-        </w:numPr>
+    </w:p>
+    <w:p>
+      <w:pPr>
+        <w:pStyle w:val="BodyText"/>
       </w:pPr>
       <w:r>
         <w:t xml:space="preserve">CLAIRE: I’ll inspect them. Goodnight, Lily.</w:t>
-      </w:r>
-      <w:r>
-        <w:t xml:space="preserve"> </w:t>
-      </w:r>
-      <w:r>
-        <w:t xml:space="preserve">클레어: 점검할게요. 잘 자요, 릴리.</w:t>
       </w:r>
     </w:p>
     <w:p>
@@ -3189,7 +1956,7 @@
               <w:jc w:val="left"/>
             </w:pPr>
             <w:r>
-              <w:t xml:space="preserve">2턴. 위임 서한의 핵심 문장.</w:t>
+              <w:t xml:space="preserve">도입. 위임 서한의 핵심 문장.</w:t>
             </w:r>
           </w:p>
         </w:tc>
@@ -3239,7 +2006,7 @@
               <w:jc w:val="left"/>
             </w:pPr>
             <w:r>
-              <w:t xml:space="preserve">6턴. 위임 범위를 행동으로 정의.</w:t>
+              <w:t xml:space="preserve">도입. 위임 범위를 행동으로 정의.</w:t>
             </w:r>
           </w:p>
         </w:tc>
@@ -3289,7 +2056,7 @@
               <w:jc w:val="left"/>
             </w:pPr>
             <w:r>
-              <w:t xml:space="preserve">8턴. 위임의 진정성 확인.</w:t>
+              <w:t xml:space="preserve">도입. 위임의 진정성 확인.</w:t>
             </w:r>
           </w:p>
         </w:tc>
@@ -3339,7 +2106,7 @@
               <w:jc w:val="left"/>
             </w:pPr>
             <w:r>
-              <w:t xml:space="preserve">11턴. 임시 직책.</w:t>
+              <w:t xml:space="preserve">도입. 임시 직책.</w:t>
             </w:r>
           </w:p>
         </w:tc>
@@ -3389,7 +2156,7 @@
               <w:jc w:val="left"/>
             </w:pPr>
             <w:r>
-              <w:t xml:space="preserve">29·33턴. 겉과 속이 같다는 비유.</w:t>
+              <w:t xml:space="preserve">장면1. 겉과 속이 같다는 비유.</w:t>
             </w:r>
           </w:p>
         </w:tc>
@@ -3439,7 +2206,7 @@
               <w:jc w:val="left"/>
             </w:pPr>
             <w:r>
-              <w:t xml:space="preserve">56턴. 위기 대비의 원칙.</w:t>
+              <w:t xml:space="preserve">장면2. 위기 대비의 원칙.</w:t>
             </w:r>
           </w:p>
         </w:tc>
@@ -3489,7 +2256,7 @@
               <w:jc w:val="left"/>
             </w:pPr>
             <w:r>
-              <w:t xml:space="preserve">81~87턴. 건배 표현.</w:t>
+              <w:t xml:space="preserve">절정·전환. 건배 표현.</w:t>
             </w:r>
           </w:p>
         </w:tc>
@@ -3539,7 +2306,7 @@
               <w:jc w:val="left"/>
             </w:pPr>
             <w:r>
-              <w:t xml:space="preserve">94턴. 위임장 대결 종료.</w:t>
+              <w:t xml:space="preserve">절정·전환. 위임장 대결 종료.</w:t>
             </w:r>
           </w:p>
         </w:tc>
@@ -3589,7 +2356,7 @@
               <w:jc w:val="left"/>
             </w:pPr>
             <w:r>
-              <w:t xml:space="preserve">97턴. 성숙한 공시 원칙.</w:t>
+              <w:t xml:space="preserve">절정·전환. 성숙한 공시 원칙.</w:t>
             </w:r>
           </w:p>
         </w:tc>
@@ -3639,7 +2406,7 @@
               <w:jc w:val="left"/>
             </w:pPr>
             <w:r>
-              <w:t xml:space="preserve">101턴. 위임 경계 지키기.</w:t>
+              <w:t xml:space="preserve">절정·전환. 위임 경계 지키기.</w:t>
             </w:r>
           </w:p>
         </w:tc>
@@ -3950,7 +2717,7 @@
           <w:bCs/>
           <w:b/>
         </w:rPr>
-        <w:t xml:space="preserve">6턴 NOAH:</w:t>
+        <w:t xml:space="preserve">NOAH (도입):</w:t>
       </w:r>
       <w:r>
         <w:t xml:space="preserve"> </w:t>
@@ -4277,9 +3044,1189 @@
         <w:t xml:space="preserve">휴가 전 팀장에게 프로젝트 결정권을 넘기며, 범위·지지·이견 처리 방식을 40단어 안팎으로 말하기.</w:t>
       </w:r>
     </w:p>
+    <w:p>
+      <w:r>
+        <w:pict>
+          <v:rect style="width:0;height:1.5pt" o:hralign="center" o:hrstd="t" o:hr="t"/>
+        </w:pict>
+      </w:r>
+    </w:p>
     <w:bookmarkEnd w:id="30"/>
     <w:bookmarkEnd w:id="31"/>
+    <w:bookmarkStart w:id="37" w:name="한국어-번역"/>
+    <w:p>
+      <w:pPr>
+        <w:pStyle w:val="Heading2"/>
+      </w:pPr>
+      <w:r>
+        <w:t xml:space="preserve">한국어 번역</w:t>
+      </w:r>
+    </w:p>
+    <w:bookmarkStart w:id="32" w:name="도입-5월-15일-오후-6시-오스틴-본사-1"/>
+    <w:p>
+      <w:pPr>
+        <w:pStyle w:val="Heading3"/>
+      </w:pPr>
+      <w:r>
+        <w:t xml:space="preserve">도입 — 5월 15일 오후 6시, 오스틴 본사</w:t>
+      </w:r>
+    </w:p>
+    <w:p>
+      <w:pPr>
+        <w:pStyle w:val="FirstParagraph"/>
+      </w:pPr>
+      <w:r>
+        <w:t xml:space="preserve">다이앤: 위임 서한. 한 페이지. 서명 전에 읽어요. 신랑에게도 적용되는 규칙이에요.</w:t>
+      </w:r>
+    </w:p>
+    <w:p>
+      <w:pPr>
+        <w:pStyle w:val="BodyText"/>
+      </w:pPr>
+      <w:r>
+        <w:t xml:space="preserve">노아:</w:t>
+      </w:r>
+      <w:r>
+        <w:t xml:space="preserve"> </w:t>
+      </w:r>
+      <w:r>
+        <w:t xml:space="preserve">“</w:t>
+      </w:r>
+      <w:r>
+        <w:t xml:space="preserve">엘레나 루이즈는 5월 16일부터 5월 30일까지 최고경영자로서 행동할 전권을 가진다.</w:t>
+      </w:r>
+      <w:r>
+        <w:t xml:space="preserve">”</w:t>
+      </w:r>
+    </w:p>
+    <w:p>
+      <w:pPr>
+        <w:pStyle w:val="BodyText"/>
+      </w:pPr>
+      <w:r>
+        <w:t xml:space="preserve">엘레나: 그리고 예외는요? 항상 예외가 있잖아요.</w:t>
+      </w:r>
+    </w:p>
+    <w:p>
+      <w:pPr>
+        <w:pStyle w:val="BodyText"/>
+      </w:pPr>
+      <w:r>
+        <w:t xml:space="preserve">노아: 없어요. 그래서 서한이 한 페이지예요.</w:t>
+      </w:r>
+    </w:p>
+    <w:p>
+      <w:pPr>
+        <w:pStyle w:val="BodyText"/>
+      </w:pPr>
+      <w:r>
+        <w:t xml:space="preserve">엘레나: 노아,</w:t>
+      </w:r>
+      <w:r>
+        <w:t xml:space="preserve"> </w:t>
+      </w:r>
+      <w:r>
+        <w:t xml:space="preserve">“</w:t>
+      </w:r>
+      <w:r>
+        <w:t xml:space="preserve">전권</w:t>
+      </w:r>
+      <w:r>
+        <w:t xml:space="preserve">”</w:t>
+      </w:r>
+      <w:r>
+        <w:t xml:space="preserve">은 보통</w:t>
+      </w:r>
+      <w:r>
+        <w:t xml:space="preserve"> </w:t>
+      </w:r>
+      <w:r>
+        <w:t xml:space="preserve">“</w:t>
+      </w:r>
+      <w:r>
+        <w:t xml:space="preserve">전권, 하지만 중요하면 전화해</w:t>
+      </w:r>
+      <w:r>
+        <w:t xml:space="preserve">”</w:t>
+      </w:r>
+      <w:r>
+        <w:t xml:space="preserve">라는 뜻이에요. 10년을 같이 일했잖아요.</w:t>
+      </w:r>
+    </w:p>
+    <w:p>
+      <w:pPr>
+        <w:pStyle w:val="BodyText"/>
+      </w:pPr>
+      <w:r>
+        <w:t xml:space="preserve">노아: 이번엔 아니에요. 전권은 나한테 전화하지 않는다는 뜻이에요. 무엇을 결정하든 공개적으로 지지할 거고, 동의하지 않으면 돌아온 뒤에 따로 말할게요. 그동안이 아니라. 해변에서 문자로도 아니라.</w:t>
+      </w:r>
+    </w:p>
+    <w:p>
+      <w:pPr>
+        <w:pStyle w:val="BodyText"/>
+      </w:pPr>
+      <w:r>
+        <w:t xml:space="preserve">엘레나: 당신이라면 하지 않을 결정을 내가 하더라도요?</w:t>
+      </w:r>
+    </w:p>
+    <w:p>
+      <w:pPr>
+        <w:pStyle w:val="BodyText"/>
+      </w:pPr>
+      <w:r>
+        <w:t xml:space="preserve">노아: 특히 그럴 때요. 아니면 그건 권한이 아니라 아이 보기예요.</w:t>
+      </w:r>
+    </w:p>
+    <w:p>
+      <w:pPr>
+        <w:pStyle w:val="BodyText"/>
+      </w:pPr>
+      <w:r>
+        <w:t xml:space="preserve">루스: 그럼 두 분 다 알아야 할 것 하나. 정기주총이 5월 21일이에요. 신혼여행 중이에요.</w:t>
+      </w:r>
+    </w:p>
+    <w:p>
+      <w:pPr>
+        <w:pStyle w:val="BodyText"/>
+      </w:pPr>
+      <w:r>
+        <w:t xml:space="preserve">엘레나: 파이크의 정기주총. 그가</w:t>
+      </w:r>
+      <w:r>
+        <w:t xml:space="preserve"> </w:t>
+      </w:r>
+      <w:r>
+        <w:t xml:space="preserve">“</w:t>
+      </w:r>
+      <w:r>
+        <w:t xml:space="preserve">그때까지</w:t>
+      </w:r>
+      <w:r>
+        <w:t xml:space="preserve">”</w:t>
+      </w:r>
+      <w:r>
+        <w:t xml:space="preserve">라고 했던 그거요.</w:t>
+      </w:r>
+    </w:p>
+    <w:p>
+      <w:pPr>
+        <w:pStyle w:val="BodyText"/>
+      </w:pPr>
+      <w:r>
+        <w:t xml:space="preserve">루스: 일레인이 의장으로 진행해요. 엘레나가 CEO 대행으로 보고하고요. 파이크는 아직 후보를 낼지 말을 안 했어요.</w:t>
+      </w:r>
+    </w:p>
+    <w:p>
+      <w:pPr>
+        <w:pStyle w:val="BodyText"/>
+      </w:pPr>
+      <w:r>
+        <w:t xml:space="preserve">노아: 그럼 엘레나의 주총이에요. 2주 뒤에 읽을게요.</w:t>
+      </w:r>
+    </w:p>
+    <w:p>
+      <w:pPr>
+        <w:pStyle w:val="BodyText"/>
+      </w:pPr>
+      <w:r>
+        <w:t xml:space="preserve">다이앤: 여기 서명. 그리고 여기. 엘레나는 여기, 수락 서명.</w:t>
+      </w:r>
+    </w:p>
+    <w:p>
+      <w:pPr>
+        <w:pStyle w:val="BodyText"/>
+      </w:pPr>
+      <w:r>
+        <w:t xml:space="preserve">엘레나: 수락. 이제 집에 가요. 클레어 어머니가 당신 구두 때문에 나한테 두 번 전화했어요.</w:t>
+      </w:r>
+    </w:p>
+    <w:p>
+      <w:pPr>
+        <w:pStyle w:val="BodyText"/>
+      </w:pPr>
+      <w:r>
+        <w:t xml:space="preserve">노아: 내 구두요?</w:t>
+      </w:r>
+    </w:p>
     <w:bookmarkEnd w:id="32"/>
+    <w:bookmarkStart w:id="33" w:name="장면1-5월-16일-오전-10시-윔벌리-블랑코강-옆-목장-1"/>
+    <w:p>
+      <w:pPr>
+        <w:pStyle w:val="Heading3"/>
+      </w:pPr>
+      <w:r>
+        <w:t xml:space="preserve">장면1 — 5월 16일 오전 10시, 윔벌리 블랑코강 옆 목장</w:t>
+      </w:r>
+    </w:p>
+    <w:p>
+      <w:pPr>
+        <w:pStyle w:val="FirstParagraph"/>
+      </w:pPr>
+      <w:r>
+        <w:t xml:space="preserve">마커스: 가만히 있어. 넥타이가 엉망이야. 이거 네가 맸어?</w:t>
+      </w:r>
+    </w:p>
+    <w:p>
+      <w:pPr>
+        <w:pStyle w:val="BodyText"/>
+      </w:pPr>
+      <w:r>
+        <w:t xml:space="preserve">노아: 세 번. 차 안에서.</w:t>
+      </w:r>
+    </w:p>
+    <w:p>
+      <w:pPr>
+        <w:pStyle w:val="BodyText"/>
+      </w:pPr>
+      <w:r>
+        <w:t xml:space="preserve">마커스: 데니스가 내 결혼식 때 이 매듭을 가르쳐 줬어. 23년 전. 내 손은 너보다 더 떨렸지.</w:t>
+      </w:r>
+    </w:p>
+    <w:p>
+      <w:pPr>
+        <w:pStyle w:val="BodyText"/>
+      </w:pPr>
+      <w:r>
+        <w:t xml:space="preserve">노아: 형도 긴장했어요?</w:t>
+      </w:r>
+    </w:p>
+    <w:p>
+      <w:pPr>
+        <w:pStyle w:val="BodyText"/>
+      </w:pPr>
+      <w:r>
+        <w:t xml:space="preserve">마커스: 겁에 질렸지. 데니스는 침착했어. 이미 결정을 끝냈거든. 난 아직 숫자를 계산하고 있었고.</w:t>
+      </w:r>
+    </w:p>
+    <w:p>
+      <w:pPr>
+        <w:pStyle w:val="BodyText"/>
+      </w:pPr>
+      <w:r>
+        <w:t xml:space="preserve">노아: 그게 클레어예요. 댈러스에서 결정했어요. 피칸 파이 두 조각 먹으면서.</w:t>
+      </w:r>
+    </w:p>
+    <w:p>
+      <w:pPr>
+        <w:pStyle w:val="BodyText"/>
+      </w:pPr>
+      <w:r>
+        <w:t xml:space="preserve">캐럴: 엄마가 들어가도 되니? 아니면 이거 비즈니스 회의야?</w:t>
+      </w:r>
+    </w:p>
+    <w:p>
+      <w:pPr>
+        <w:pStyle w:val="BodyText"/>
+      </w:pPr>
+      <w:r>
+        <w:t xml:space="preserve">노아: 엄마. 들어와요. 마커스가 넥타이 고쳐 주고 있어요.</w:t>
+      </w:r>
+    </w:p>
+    <w:p>
+      <w:pPr>
+        <w:pStyle w:val="BodyText"/>
+      </w:pPr>
+      <w:r>
+        <w:t xml:space="preserve">캐럴: 뭘 좀 가져왔어. 네 아버지 시계야. 우리 결혼식에 찼고, 30년 동안 다리 준공식마다 찼어. 4분 느려. 한 번도 안 고쳤어. 생각할 시간을 준다고 했거든.</w:t>
+      </w:r>
+    </w:p>
+    <w:p>
+      <w:pPr>
+        <w:pStyle w:val="BodyText"/>
+      </w:pPr>
+      <w:r>
+        <w:t xml:space="preserve">노아: …4분 느리네요.</w:t>
+      </w:r>
+    </w:p>
+    <w:p>
+      <w:pPr>
+        <w:pStyle w:val="BodyText"/>
+      </w:pPr>
+      <w:r>
+        <w:t xml:space="preserve">캐럴: 고치지 마. 클레어는 이해할 거야. 그 애도 다리를 짓잖니.</w:t>
+      </w:r>
+    </w:p>
+    <w:p>
+      <w:pPr>
+        <w:pStyle w:val="BodyText"/>
+      </w:pPr>
+      <w:r>
+        <w:t xml:space="preserve">릴리: 똑똑. 냅킨 왔어. 누가 묻기 전에 말하는데, 반짝이지 않아.</w:t>
+      </w:r>
+    </w:p>
+    <w:p>
+      <w:pPr>
+        <w:pStyle w:val="BodyText"/>
+      </w:pPr>
+      <w:r>
+        <w:t xml:space="preserve">마커스: 보여 줘.</w:t>
+      </w:r>
+    </w:p>
+    <w:p>
+      <w:pPr>
+        <w:pStyle w:val="BodyText"/>
+      </w:pPr>
+      <w:r>
+        <w:t xml:space="preserve">릴리: 작은 다리, 그 밑에 우리 냅킨 로고. 다리는 클레어가 승인했어. 아치가 구조적으로 정직하대.</w:t>
+      </w:r>
+    </w:p>
+    <w:p>
+      <w:pPr>
+        <w:pStyle w:val="BodyText"/>
+      </w:pPr>
+      <w:r>
+        <w:t xml:space="preserve">노아: 구조적으로 정직하다. 그녀가 주는 최고의 칭찬이야.</w:t>
+      </w:r>
+    </w:p>
+    <w:p>
+      <w:pPr>
+        <w:pStyle w:val="BodyText"/>
+      </w:pPr>
+      <w:r>
+        <w:t xml:space="preserve">릴리: 알아. 오빠한테도 한 번 그랬대.</w:t>
+      </w:r>
+    </w:p>
+    <w:p>
+      <w:pPr>
+        <w:pStyle w:val="BodyText"/>
+      </w:pPr>
+      <w:r>
+        <w:t xml:space="preserve">노아: 언제?</w:t>
+      </w:r>
+    </w:p>
+    <w:p>
+      <w:pPr>
+        <w:pStyle w:val="BodyText"/>
+      </w:pPr>
+      <w:r>
+        <w:t xml:space="preserve">릴리: 오빠가 두 시간 늦게 읽은 내 문자 얘기를 언니한테 한 다음에. 언니가 그랬대.</w:t>
+      </w:r>
+      <w:r>
+        <w:t xml:space="preserve"> </w:t>
+      </w:r>
+      <w:r>
+        <w:t xml:space="preserve">‘</w:t>
+      </w:r>
+      <w:r>
+        <w:t xml:space="preserve">그 사람은 자기에 대해 가장 나쁜 걸 먼저 말했어. 그건 구조적으로 정직한 거야. 그 위에 지을 수 있어.</w:t>
+      </w:r>
+      <w:r>
+        <w:t xml:space="preserve">’</w:t>
+      </w:r>
+    </w:p>
+    <w:p>
+      <w:pPr>
+        <w:pStyle w:val="BodyText"/>
+      </w:pPr>
+      <w:r>
+        <w:t xml:space="preserve">노아: …나한텐 그 말 안 했어.</w:t>
+      </w:r>
+    </w:p>
+    <w:p>
+      <w:pPr>
+        <w:pStyle w:val="BodyText"/>
+      </w:pPr>
+      <w:r>
+        <w:t xml:space="preserve">릴리: 나한테 했지. 시누이·올케끼리는 얘기해. 익숙해져.</w:t>
+      </w:r>
+    </w:p>
+    <w:p>
+      <w:pPr>
+        <w:pStyle w:val="BodyText"/>
+      </w:pPr>
+      <w:r>
+        <w:t xml:space="preserve">프리야: 노아? 주례예요. 10분만 줘요. 준비해 왔어요.</w:t>
+      </w:r>
+    </w:p>
+    <w:p>
+      <w:pPr>
+        <w:pStyle w:val="BodyText"/>
+      </w:pPr>
+      <w:r>
+        <w:t xml:space="preserve">마커스: 온라인으로 자격을 땄어. 하룻저녁에.</w:t>
+      </w:r>
+    </w:p>
+    <w:p>
+      <w:pPr>
+        <w:pStyle w:val="BodyText"/>
+      </w:pPr>
+      <w:r>
+        <w:t xml:space="preserve">프리야: 그리고 규정을 두 번 읽었어요. 동의, 증인 두 명, 유효한 혼인 허가증. 셋 다 확인했어요. 두 번.</w:t>
+      </w:r>
+    </w:p>
+    <w:p>
+      <w:pPr>
+        <w:pStyle w:val="BodyText"/>
+      </w:pPr>
+      <w:r>
+        <w:t xml:space="preserve">노아: 당연히 그랬겠죠.</w:t>
+      </w:r>
+    </w:p>
+    <w:p>
+      <w:pPr>
+        <w:pStyle w:val="BodyText"/>
+      </w:pPr>
+      <w:r>
+        <w:t xml:space="preserve">프리야: 12분이에요. 스톱워치로 쟀어요. 서약은 낭독 다음이에요. 준비됐어요?</w:t>
+      </w:r>
+    </w:p>
+    <w:p>
+      <w:pPr>
+        <w:pStyle w:val="BodyText"/>
+      </w:pPr>
+      <w:r>
+        <w:t xml:space="preserve">노아: 주머니에. 그리고 머릿속에. 대부분은.</w:t>
+      </w:r>
+    </w:p>
+    <w:p>
+      <w:pPr>
+        <w:pStyle w:val="BodyText"/>
+      </w:pPr>
+      <w:r>
+        <w:t xml:space="preserve">프리야:</w:t>
+      </w:r>
+      <w:r>
+        <w:t xml:space="preserve"> </w:t>
+      </w:r>
+      <w:r>
+        <w:t xml:space="preserve">“</w:t>
+      </w:r>
+      <w:r>
+        <w:t xml:space="preserve">대부분</w:t>
+      </w:r>
+      <w:r>
+        <w:t xml:space="preserve">”</w:t>
+      </w:r>
+      <w:r>
+        <w:t xml:space="preserve">은 결혼식 날 내가 좋아하는 단어가 아니에요.</w:t>
+      </w:r>
+    </w:p>
+    <w:p>
+      <w:pPr>
+        <w:pStyle w:val="BodyText"/>
+      </w:pPr>
+      <w:r>
+        <w:t xml:space="preserve">일레인: 신랑 1분만 빌려도 될까요? 이사회 업무. 아주 짧게.</w:t>
+      </w:r>
+    </w:p>
+    <w:p>
+      <w:pPr>
+        <w:pStyle w:val="BodyText"/>
+      </w:pPr>
+      <w:r>
+        <w:t xml:space="preserve">노아: 일레인, 전부 위임했어요. 전권.</w:t>
+      </w:r>
+    </w:p>
+    <w:p>
+      <w:pPr>
+        <w:pStyle w:val="BodyText"/>
+      </w:pPr>
+      <w:r>
+        <w:t xml:space="preserve">일레인: 알아요. 그게 내 이사회 업무예요. 많은 창업자가 위임하는 걸 봤어요. 대부분</w:t>
+      </w:r>
+      <w:r>
+        <w:t xml:space="preserve"> </w:t>
+      </w:r>
+      <w:r>
+        <w:t xml:space="preserve">“</w:t>
+      </w:r>
+      <w:r>
+        <w:t xml:space="preserve">전권</w:t>
+      </w:r>
+      <w:r>
+        <w:t xml:space="preserve">”</w:t>
+      </w:r>
+      <w:r>
+        <w:t xml:space="preserve">이라고 쓰고</w:t>
+      </w:r>
+      <w:r>
+        <w:t xml:space="preserve"> </w:t>
+      </w:r>
+      <w:r>
+        <w:t xml:space="preserve">“</w:t>
+      </w:r>
+      <w:r>
+        <w:t xml:space="preserve">내가 불안해질 때까지</w:t>
+      </w:r>
+      <w:r>
+        <w:t xml:space="preserve">”</w:t>
+      </w:r>
+      <w:r>
+        <w:t xml:space="preserve">라는 뜻으로 쓰죠. 이사회는 당신 서한에 예외가 없다는 걸 봤어요. 자랑스러워요. 그게 다예요.</w:t>
+      </w:r>
+    </w:p>
+    <w:p>
+      <w:pPr>
+        <w:pStyle w:val="BodyText"/>
+      </w:pPr>
+      <w:r>
+        <w:t xml:space="preserve">노아: 고마워요, 일레인. 큰 의미가 있어요.</w:t>
+      </w:r>
+    </w:p>
+    <w:p>
+      <w:pPr>
+        <w:pStyle w:val="BodyText"/>
+      </w:pPr>
+      <w:r>
+        <w:t xml:space="preserve">일레인: 그리고 톰 브레넌이 주차장에 있어요. 일찍 왔어요. 누가 봐도 너무 비싼 선물을 가져왔고요.</w:t>
+      </w:r>
+    </w:p>
+    <w:p>
+      <w:pPr>
+        <w:pStyle w:val="BodyText"/>
+      </w:pPr>
+      <w:r>
+        <w:t xml:space="preserve">마커스: 톰이 왔어? 네 결혼식에?</w:t>
+      </w:r>
+    </w:p>
+    <w:p>
+      <w:pPr>
+        <w:pStyle w:val="BodyText"/>
+      </w:pPr>
+      <w:r>
+        <w:t xml:space="preserve">노아: 클레어가 초대했어요.</w:t>
+      </w:r>
+      <w:r>
+        <w:t xml:space="preserve"> </w:t>
+      </w:r>
+      <w:r>
+        <w:t xml:space="preserve">‘</w:t>
+      </w:r>
+      <w:r>
+        <w:t xml:space="preserve">선서하고 당신 옆에 섰던 사람이면 여기서도 옆에 설 수 있어.</w:t>
+      </w:r>
+      <w:r>
+        <w:t xml:space="preserve">’</w:t>
+      </w:r>
+    </w:p>
+    <w:p>
+      <w:pPr>
+        <w:pStyle w:val="BodyText"/>
+      </w:pPr>
+      <w:r>
+        <w:t xml:space="preserve">마커스: 네 아내가 너보다 똑똑하다.</w:t>
+      </w:r>
+    </w:p>
+    <w:bookmarkEnd w:id="33"/>
+    <w:bookmarkStart w:id="34" w:name="장면2-오후-4시-옛-철교-앞-예식-1"/>
+    <w:p>
+      <w:pPr>
+        <w:pStyle w:val="Heading3"/>
+      </w:pPr>
+      <w:r>
+        <w:t xml:space="preserve">장면2 — 오후 4시, 옛 철교 앞 예식</w:t>
+      </w:r>
+    </w:p>
+    <w:p>
+      <w:pPr>
+        <w:pStyle w:val="FirstParagraph"/>
+      </w:pPr>
+      <w:r>
+        <w:t xml:space="preserve">프리야: 친구, 가족, 동료, 그리고 전 경쟁자 한 분. 클레어와 노아를 위해 모였습니다. 끝날 때까지 박수는 참아 주세요.</w:t>
+      </w:r>
+    </w:p>
+    <w:p>
+      <w:pPr>
+        <w:pStyle w:val="BodyText"/>
+      </w:pPr>
+      <w:r>
+        <w:t xml:space="preserve">클레어: 먼저 하나만 말해도 될까요? 이 다리는 1894년에 지어졌어요. 6년 전 제가 보강 설계를 도왔어요. 그래서 여기서 하는 거예요. 버틸 거라는 걸 아는 것 옆에서 당신과 결혼하고 싶었어요.</w:t>
+      </w:r>
+    </w:p>
+    <w:p>
+      <w:pPr>
+        <w:pStyle w:val="BodyText"/>
+      </w:pPr>
+      <w:r>
+        <w:t xml:space="preserve">프리야: 그건 제 시간표에 없었어요. 하지만 허용합니다.</w:t>
+      </w:r>
+    </w:p>
+    <w:p>
+      <w:pPr>
+        <w:pStyle w:val="BodyText"/>
+      </w:pPr>
+      <w:r>
+        <w:t xml:space="preserve">노아: 6년 전? 그 얘긴 한 번도 안 했잖아요.</w:t>
+      </w:r>
+    </w:p>
+    <w:p>
+      <w:pPr>
+        <w:pStyle w:val="BodyText"/>
+      </w:pPr>
+      <w:r>
+        <w:t xml:space="preserve">프리야: 첫 낭독은 인내에 관한 거였는데. 건너뛸게요. 클레어, 서약하세요.</w:t>
+      </w:r>
+    </w:p>
+    <w:p>
+      <w:pPr>
+        <w:pStyle w:val="BodyText"/>
+      </w:pPr>
+      <w:r>
+        <w:t xml:space="preserve">클레어: 엔지니어가 다리를 설계할 때, 사람들은 최대 하중을 위해 설계한다고 생각해요. 아니에요. 최악의 날을 위해 설계해요. 홍수, 바람, 표지판이 허용하는 것보다 무거운 트럭. 최악의 날들에 당신을 봤고, 당신이 그래도 서 있었기 때문에 당신과 결혼해요.</w:t>
+      </w:r>
+    </w:p>
+    <w:p>
+      <w:pPr>
+        <w:pStyle w:val="BodyText"/>
+      </w:pPr>
+      <w:r>
+        <w:t xml:space="preserve">노아: 클레어.</w:t>
+      </w:r>
+    </w:p>
+    <w:p>
+      <w:pPr>
+        <w:pStyle w:val="BodyText"/>
+      </w:pPr>
+      <w:r>
+        <w:t xml:space="preserve">클레어: 그리고 당신이 자신에 대해 가장 나쁜 걸 먼저 말해 줬기 때문에요. 그래서 나머지가 진실이라는 걸 알았어요.</w:t>
+      </w:r>
+    </w:p>
+    <w:p>
+      <w:pPr>
+        <w:pStyle w:val="BodyText"/>
+      </w:pPr>
+      <w:r>
+        <w:t xml:space="preserve">프리야: 노아. 서약하세요.</w:t>
+      </w:r>
+    </w:p>
+    <w:p>
+      <w:pPr>
+        <w:pStyle w:val="BodyText"/>
+      </w:pPr>
+      <w:r>
+        <w:t xml:space="preserve">노아: 클레어. 몇 년 전 여동생이</w:t>
+      </w:r>
+      <w:r>
+        <w:t xml:space="preserve"> </w:t>
+      </w:r>
+      <w:r>
+        <w:t xml:space="preserve">“</w:t>
+      </w:r>
+      <w:r>
+        <w:t xml:space="preserve">뭔가 잘못된 것 같아</w:t>
+      </w:r>
+      <w:r>
+        <w:t xml:space="preserve">”</w:t>
+      </w:r>
+      <w:r>
+        <w:t xml:space="preserve">라는 메시지를 보냈어요. 회의 중이어서 두 시간 늦게 읽었어요. 그걸 처음 말한 사람이 당신이에요. 그래서 이게 내 서약이에요. 당신이 보낸 모든 메시지를 도착하는 순간 읽을게요. 두 시간 뒤가 아니라. 회의가 끝난 뒤가 아니라. 도착하는 순간.</w:t>
+      </w:r>
+    </w:p>
+    <w:p>
+      <w:pPr>
+        <w:pStyle w:val="BodyText"/>
+      </w:pPr>
+      <w:r>
+        <w:t xml:space="preserve">릴리: …울면 안 되는 거였는데. 이것 때문에 냅킨을 디자인했는데.</w:t>
+      </w:r>
+    </w:p>
+    <w:p>
+      <w:pPr>
+        <w:pStyle w:val="BodyText"/>
+      </w:pPr>
+      <w:r>
+        <w:t xml:space="preserve">노아: 그리고 저녁에 늦는 건 한 달에 한 번 이하로 하겠다고 서약해요. 그건 엘레나가 썼어요.</w:t>
+      </w:r>
+    </w:p>
+    <w:p>
+      <w:pPr>
+        <w:pStyle w:val="BodyText"/>
+      </w:pPr>
+      <w:r>
+        <w:t xml:space="preserve">엘레나: 한 달에 한 번도 후한 거예요. 확인할 거예요.</w:t>
+      </w:r>
+    </w:p>
+    <w:p>
+      <w:pPr>
+        <w:pStyle w:val="BodyText"/>
+      </w:pPr>
+      <w:r>
+        <w:t xml:space="preserve">클레어: 나는 점검할 거예요.</w:t>
+      </w:r>
+    </w:p>
+    <w:p>
+      <w:pPr>
+        <w:pStyle w:val="BodyText"/>
+      </w:pPr>
+      <w:r>
+        <w:t xml:space="preserve">프리야: 반지. 마커스?</w:t>
+      </w:r>
+    </w:p>
+    <w:p>
+      <w:pPr>
+        <w:pStyle w:val="BodyText"/>
+      </w:pPr>
+      <w:r>
+        <w:t xml:space="preserve">마커스: 여기 있어요. 아침 이후로 주머니를 열아홉 번 확인했어요.</w:t>
+      </w:r>
+    </w:p>
+    <w:p>
+      <w:pPr>
+        <w:pStyle w:val="BodyText"/>
+      </w:pPr>
+      <w:r>
+        <w:t xml:space="preserve">프리야: 클레어, 화창한 날과 최악의 날에도 노아를 받아들입니까?</w:t>
+      </w:r>
+    </w:p>
+    <w:p>
+      <w:pPr>
+        <w:pStyle w:val="BodyText"/>
+      </w:pPr>
+      <w:r>
+        <w:t xml:space="preserve">클레어: 네. 둘 다.</w:t>
+      </w:r>
+    </w:p>
+    <w:p>
+      <w:pPr>
+        <w:pStyle w:val="BodyText"/>
+      </w:pPr>
+      <w:r>
+        <w:t xml:space="preserve">프리야: 노아, 클레어를, 그리고 모든 메시지를 도착하는 순간 받아들입니까?</w:t>
+      </w:r>
+    </w:p>
+    <w:p>
+      <w:pPr>
+        <w:pStyle w:val="BodyText"/>
+      </w:pPr>
+      <w:r>
+        <w:t xml:space="preserve">노아: 네.</w:t>
+      </w:r>
+    </w:p>
+    <w:p>
+      <w:pPr>
+        <w:pStyle w:val="BodyText"/>
+      </w:pPr>
+      <w:r>
+        <w:t xml:space="preserve">프리야: 텍사스주와 긴 온라인 하룻저녁의 권한으로, 두 사람이 부부가 되었음을 선언합니다. 이제 박수 치세요.</w:t>
+      </w:r>
+    </w:p>
+    <w:p>
+      <w:pPr>
+        <w:pStyle w:val="BodyText"/>
+      </w:pPr>
+      <w:r>
+        <w:t xml:space="preserve">캐럴: 정확히 12분. 네 아버지가 저 아이를 좋아했을 거야.</w:t>
+      </w:r>
+    </w:p>
+    <w:p>
+      <w:pPr>
+        <w:pStyle w:val="BodyText"/>
+      </w:pPr>
+      <w:r>
+        <w:t xml:space="preserve">프리야: 11분 50초. 클레어의 말은 예정에 없었어요.</w:t>
+      </w:r>
+    </w:p>
+    <w:p>
+      <w:pPr>
+        <w:pStyle w:val="BodyText"/>
+      </w:pPr>
+      <w:r>
+        <w:t xml:space="preserve">톰: 축하해, 노아. 나쁘지 않아.</w:t>
+      </w:r>
+    </w:p>
+    <w:p>
+      <w:pPr>
+        <w:pStyle w:val="BodyText"/>
+      </w:pPr>
+      <w:r>
+        <w:t xml:space="preserve">노아: 당신한테서 들으면 기립 박수예요.</w:t>
+      </w:r>
+    </w:p>
+    <w:p>
+      <w:pPr>
+        <w:pStyle w:val="BodyText"/>
+      </w:pPr>
+      <w:r>
+        <w:t xml:space="preserve">톰: 선물은 어느 회사가 아니라 내가 주는 거야. 다이앤이 확인했어. 두 번.</w:t>
+      </w:r>
+    </w:p>
+    <w:p>
+      <w:pPr>
+        <w:pStyle w:val="BodyText"/>
+      </w:pPr>
+      <w:r>
+        <w:t xml:space="preserve">다이앤: 두 번. 다리에 관한 책 초판이에요. 법적으로 깨끗해요.</w:t>
+      </w:r>
+    </w:p>
+    <w:p>
+      <w:pPr>
+        <w:pStyle w:val="BodyText"/>
+      </w:pPr>
+      <w:r>
+        <w:t xml:space="preserve">클레어: 톰, 로블링 전기네요. 열아홉 살 때부터 갖고 싶었어요.</w:t>
+      </w:r>
+    </w:p>
+    <w:p>
+      <w:pPr>
+        <w:pStyle w:val="BodyText"/>
+      </w:pPr>
+      <w:r>
+        <w:t xml:space="preserve">톰: 노아가 루디네에서 당신이 현수교를 좋아한다고 했어요. 적어 뒀죠.</w:t>
+      </w:r>
+    </w:p>
+    <w:p>
+      <w:pPr>
+        <w:pStyle w:val="BodyText"/>
+      </w:pPr>
+      <w:r>
+        <w:t xml:space="preserve">노아: 점심 먹으면서 메모했군요.</w:t>
+      </w:r>
+    </w:p>
+    <w:bookmarkEnd w:id="34"/>
+    <w:bookmarkStart w:id="35" w:name="절정전환-오후-7시-피로연-1"/>
+    <w:p>
+      <w:pPr>
+        <w:pStyle w:val="Heading3"/>
+      </w:pPr>
+      <w:r>
+        <w:t xml:space="preserve">절정·전환 — 오후 7시, 피로연</w:t>
+      </w:r>
+    </w:p>
+    <w:p>
+      <w:pPr>
+        <w:pStyle w:val="FirstParagraph"/>
+      </w:pPr>
+      <w:r>
+        <w:t xml:space="preserve">마커스: 모두 주목해 주시겠어요? 저는 들러리고, 그 말은 연설이 있다는 거고, 노아는 석 달 동안 그걸 두려워했죠. 그럴 만한 이유가 있어요. 초안을 일곱 번 썼거든요.</w:t>
+      </w:r>
+    </w:p>
+    <w:p>
+      <w:pPr>
+        <w:pStyle w:val="BodyText"/>
+      </w:pPr>
+      <w:r>
+        <w:t xml:space="preserve">노아: 정당하게요.</w:t>
+      </w:r>
+    </w:p>
+    <w:p>
+      <w:pPr>
+        <w:pStyle w:val="BodyText"/>
+      </w:pPr>
+      <w:r>
+        <w:t xml:space="preserve">마커스: 몇 년 전, 노아가 냅킨에 아이디어를 그렸어요. 프리야는 과학적으로 될 수 있다고 했고. 엘레나는 안전해야 한다고 했고. 저는 누군가는 돈을 내야 한다고 했죠. 지루한 역할을 맡은 저한테 한 번도 고맙다는 말을 안 했어요.</w:t>
+      </w:r>
+    </w:p>
+    <w:p>
+      <w:pPr>
+        <w:pStyle w:val="BodyText"/>
+      </w:pPr>
+      <w:r>
+        <w:t xml:space="preserve">노아: 고마워요, 마커스.</w:t>
+      </w:r>
+    </w:p>
+    <w:p>
+      <w:pPr>
+        <w:pStyle w:val="BodyText"/>
+      </w:pPr>
+      <w:r>
+        <w:t xml:space="preserve">마커스: 10년 늦었네요. 늘 그렇죠. 이 친구가 쉬운 잘못보다 어려운 옳음을 고르는 걸 봐 왔어요. 10억 달러를 두 번 거절했고, 경쟁자 옆에서 증언했어요. 클레어, 이 사람은 내가 아는 가장 고집스럽게 정직한 남자예요. 이 사람을 버티게 할 수 있는 엔지니어는 당신뿐이에요.</w:t>
+      </w:r>
+    </w:p>
+    <w:p>
+      <w:pPr>
+        <w:pStyle w:val="BodyText"/>
+      </w:pPr>
+      <w:r>
+        <w:t xml:space="preserve">클레어: 계산해 봤어요. 버틸 거예요.</w:t>
+      </w:r>
+    </w:p>
+    <w:p>
+      <w:pPr>
+        <w:pStyle w:val="BodyText"/>
+      </w:pPr>
+      <w:r>
+        <w:t xml:space="preserve">마커스: 그럼 잔을 들어 주세요. 클레어와 노아를 위하여. 최악의 날들을 위하여, 그리고 버티고 서 있는 모두를 위하여.</w:t>
+      </w:r>
+    </w:p>
+    <w:p>
+      <w:pPr>
+        <w:pStyle w:val="BodyText"/>
+      </w:pPr>
+      <w:r>
+        <w:t xml:space="preserve">캐럴: 클레어와 노아를 위하여.</w:t>
+      </w:r>
+    </w:p>
+    <w:p>
+      <w:pPr>
+        <w:pStyle w:val="BodyText"/>
+      </w:pPr>
+      <w:r>
+        <w:t xml:space="preserve">일레인: 클레어와 노아를 위하여. 그리고 냅킨을 위하여.</w:t>
+      </w:r>
+    </w:p>
+    <w:p>
+      <w:pPr>
+        <w:pStyle w:val="BodyText"/>
+      </w:pPr>
+      <w:r>
+        <w:t xml:space="preserve">루스: 노아. 미안해요. 30초. 파이크 일이에요.</w:t>
+      </w:r>
+    </w:p>
+    <w:p>
+      <w:pPr>
+        <w:pStyle w:val="BodyText"/>
+      </w:pPr>
+      <w:r>
+        <w:t xml:space="preserve">노아: 파이크요? 무슨 일이에요?</w:t>
+      </w:r>
+    </w:p>
+    <w:p>
+      <w:pPr>
+        <w:pStyle w:val="BodyText"/>
+      </w:pPr>
+      <w:r>
+        <w:t xml:space="preserve">엘레나: 멈춰요. 루스, 나한테 줘요. 노아, 전권은 지금 시작돼요. 월요일이 아니라. 지금.</w:t>
+      </w:r>
+    </w:p>
+    <w:p>
+      <w:pPr>
+        <w:pStyle w:val="BodyText"/>
+      </w:pPr>
+      <w:r>
+        <w:t xml:space="preserve">노아: …맞아요. 미안해요. 루스, 엘레나와 얘기해요.</w:t>
+      </w:r>
+    </w:p>
+    <w:p>
+      <w:pPr>
+        <w:pStyle w:val="BodyText"/>
+      </w:pPr>
+      <w:r>
+        <w:t xml:space="preserve">루스: 엘레나, 파이크스톤이 후보를 전원 철회했어요. 그레이엄 파이크가 메모를 보냈어요. 손글씨, 스캔본.</w:t>
+      </w:r>
+    </w:p>
+    <w:p>
+      <w:pPr>
+        <w:pStyle w:val="BodyText"/>
+      </w:pPr>
+      <w:r>
+        <w:t xml:space="preserve">엘레나: 읽어 줘요. 나한테.</w:t>
+      </w:r>
+    </w:p>
+    <w:p>
+      <w:pPr>
+        <w:pStyle w:val="BodyText"/>
+      </w:pPr>
+      <w:r>
+        <w:t xml:space="preserve">루스:</w:t>
+      </w:r>
+      <w:r>
+        <w:t xml:space="preserve"> </w:t>
+      </w:r>
+      <w:r>
+        <w:t xml:space="preserve">“</w:t>
+      </w:r>
+      <w:r>
+        <w:t xml:space="preserve">시술자 1인당 교육비 31% 감소. 새 독립 이사 선임. 숫자가 움직였다. 조용히 있겠다. —G.P.</w:t>
+      </w:r>
+      <w:r>
+        <w:t xml:space="preserve">”</w:t>
+      </w:r>
+    </w:p>
+    <w:p>
+      <w:pPr>
+        <w:pStyle w:val="BodyText"/>
+      </w:pPr>
+      <w:r>
+        <w:t xml:space="preserve">엘레나: 그럼 정기주총은 그냥 회의예요. 짧은 성명. 승리라는 표현 없이. 모든 주주에게 감사.</w:t>
+      </w:r>
+    </w:p>
+    <w:p>
+      <w:pPr>
+        <w:pStyle w:val="BodyText"/>
+      </w:pPr>
+      <w:r>
+        <w:t xml:space="preserve">루스: 파이크스톤도요?</w:t>
+      </w:r>
+    </w:p>
+    <w:p>
+      <w:pPr>
+        <w:pStyle w:val="BodyText"/>
+      </w:pPr>
+      <w:r>
+        <w:t xml:space="preserve">엘레나: 어차피 줄였어야 할 비용을 줄이게 했잖아요. 축하가 아니라 감사를 받을 만해요.</w:t>
+      </w:r>
+    </w:p>
+    <w:p>
+      <w:pPr>
+        <w:pStyle w:val="BodyText"/>
+      </w:pPr>
+      <w:r>
+        <w:t xml:space="preserve">노아: 그건 정확히 내가 했을 —</w:t>
+      </w:r>
+    </w:p>
+    <w:p>
+      <w:pPr>
+        <w:pStyle w:val="BodyText"/>
+      </w:pPr>
+      <w:r>
+        <w:t xml:space="preserve">엘레나: 5월 30일까지 의견은 없어요. 휴대폰 줘요.</w:t>
+      </w:r>
+    </w:p>
+    <w:p>
+      <w:pPr>
+        <w:pStyle w:val="BodyText"/>
+      </w:pPr>
+      <w:r>
+        <w:t xml:space="preserve">노아: 내 휴대폰?</w:t>
+      </w:r>
+    </w:p>
+    <w:p>
+      <w:pPr>
+        <w:pStyle w:val="BodyText"/>
+      </w:pPr>
+      <w:r>
+        <w:t xml:space="preserve">엘레나: 클레어에게 휴대폰 없는 2주를 약속했잖아요. 그리고 방금 모든 메시지를 도착하는 순간 읽겠다고 약속했고요. 그게 주머니에 있으면 두 약속을 다 지킬 수 없어요. 클레어 메시지는 클레어 휴대폰으로 받아요. 나머지는 전부 나한테 와요.</w:t>
+      </w:r>
+    </w:p>
+    <w:p>
+      <w:pPr>
+        <w:pStyle w:val="BodyText"/>
+      </w:pPr>
+      <w:r>
+        <w:t xml:space="preserve">노아: …여기요. 전권.</w:t>
+      </w:r>
+    </w:p>
+    <w:p>
+      <w:pPr>
+        <w:pStyle w:val="BodyText"/>
+      </w:pPr>
+      <w:r>
+        <w:t xml:space="preserve">마커스: 오늘 본 것 중 가장 로맨틱한 일이네. 연설한 나를 포함해서.</w:t>
+      </w:r>
+    </w:p>
+    <w:bookmarkEnd w:id="35"/>
+    <w:bookmarkStart w:id="36" w:name="마무리-밤-11시-옛-철교-위-1"/>
+    <w:p>
+      <w:pPr>
+        <w:pStyle w:val="Heading3"/>
+      </w:pPr>
+      <w:r>
+        <w:t xml:space="preserve">마무리 — 밤 11시, 옛 철교 위</w:t>
+      </w:r>
+    </w:p>
+    <w:p>
+      <w:pPr>
+        <w:pStyle w:val="FirstParagraph"/>
+      </w:pPr>
+      <w:r>
+        <w:t xml:space="preserve">클레어: 들어 봐요. 강물. 2주 동안 그게 유일한 소리예요.</w:t>
+      </w:r>
+    </w:p>
+    <w:p>
+      <w:pPr>
+        <w:pStyle w:val="BodyText"/>
+      </w:pPr>
+      <w:r>
+        <w:t xml:space="preserve">노아: 손이 자꾸 주머니로 가요. 아무것도 없는데.</w:t>
+      </w:r>
+    </w:p>
+    <w:p>
+      <w:pPr>
+        <w:pStyle w:val="BodyText"/>
+      </w:pPr>
+      <w:r>
+        <w:t xml:space="preserve">클레어: 아버님 시계가 있잖아요. 4분 느린.</w:t>
+      </w:r>
+    </w:p>
+    <w:p>
+      <w:pPr>
+        <w:pStyle w:val="BodyText"/>
+      </w:pPr>
+      <w:r>
+        <w:t xml:space="preserve">노아: 생각할 시간을 준다고 하셨대요.</w:t>
+      </w:r>
+    </w:p>
+    <w:p>
+      <w:pPr>
+        <w:pStyle w:val="BodyText"/>
+      </w:pPr>
+      <w:r>
+        <w:t xml:space="preserve">클레어: 그럼 생각해요. 무슨 생각 해요?</w:t>
+      </w:r>
+    </w:p>
+    <w:p>
+      <w:pPr>
+        <w:pStyle w:val="BodyText"/>
+      </w:pPr>
+      <w:r>
+        <w:t xml:space="preserve">노아: 엘레나가 2주 동안 나보다 회사를 잘 운영할 거고, 난 그게 기뻐요. 10년 전엔 그 말을 못 했을 거예요. 내가 모든 방에 있지 않으면 회사가 무너질 거라고 생각했거든요. 오늘 밤 내 결혼식에서 휴대폰을 넘겼는데, 아무것도 무너지지 않았어요. 회사도. 이 다리도.</w:t>
+      </w:r>
+    </w:p>
+    <w:p>
+      <w:pPr>
+        <w:pStyle w:val="BodyText"/>
+      </w:pPr>
+      <w:r>
+        <w:t xml:space="preserve">클레어: 구조적으로 정직하고. 구조적으로 튼튼하네요.</w:t>
+      </w:r>
+    </w:p>
+    <w:p>
+      <w:pPr>
+        <w:pStyle w:val="BodyText"/>
+      </w:pPr>
+      <w:r>
+        <w:t xml:space="preserve">릴리: 미안! 미안. 1분만. 가는 길인데, 할 말이 있어.</w:t>
+      </w:r>
+    </w:p>
+    <w:p>
+      <w:pPr>
+        <w:pStyle w:val="BodyText"/>
+      </w:pPr>
+      <w:r>
+        <w:t xml:space="preserve">노아: 릴리, 밤 11시야. 다리 위고.</w:t>
+      </w:r>
+    </w:p>
+    <w:p>
+      <w:pPr>
+        <w:pStyle w:val="BodyText"/>
+      </w:pPr>
+      <w:r>
+        <w:t xml:space="preserve">릴리: 알아. 9월이면 냅킨이 열 살이 돼. 일레인이 기념 디자인을 부탁했어.</w:t>
+      </w:r>
+    </w:p>
+    <w:p>
+      <w:pPr>
+        <w:pStyle w:val="BodyText"/>
+      </w:pPr>
+      <w:r>
+        <w:t xml:space="preserve">노아: 뭘 디자인하는데?</w:t>
+      </w:r>
+    </w:p>
+    <w:p>
+      <w:pPr>
+        <w:pStyle w:val="BodyText"/>
+      </w:pPr>
+      <w:r>
+        <w:t xml:space="preserve">릴리: 묻지 마. 9월에 알게 될 거야. 그리고 반짝이지 않아.</w:t>
+      </w:r>
+    </w:p>
+    <w:p>
+      <w:pPr>
+        <w:pStyle w:val="BodyText"/>
+      </w:pPr>
+      <w:r>
+        <w:t xml:space="preserve">클레어: 릴리, 냅킨 고마워요. 테이블 위에서 제일 멋져요.</w:t>
+      </w:r>
+    </w:p>
+    <w:p>
+      <w:pPr>
+        <w:pStyle w:val="BodyText"/>
+      </w:pPr>
+      <w:r>
+        <w:t xml:space="preserve">릴리: 가족이 된 걸 환영해요, 언니. 오빠 메시지 확인해요. 약속했으니까.</w:t>
+      </w:r>
+    </w:p>
+    <w:p>
+      <w:pPr>
+        <w:pStyle w:val="BodyText"/>
+      </w:pPr>
+      <w:r>
+        <w:t xml:space="preserve">클레어: 점검할게요. 잘 자요, 릴리.</w:t>
+      </w:r>
+    </w:p>
+    <w:bookmarkEnd w:id="36"/>
+    <w:bookmarkEnd w:id="37"/>
+    <w:bookmarkEnd w:id="38"/>
     <w:sectPr/>
   </w:body>
 </w:document>
@@ -4386,583 +4333,8 @@
       </w:pPr>
     </w:lvl>
   </w:abstractNum>
-  <w:abstractNum w:abstractNumId="99411">
-    <w:nsid w:val="A99411"/>
-    <w:multiLevelType w:val="multilevel"/>
-    <w:lvl w:ilvl="0">
-      <w:start w:val="1"/>
-      <w:numFmt w:val="decimal"/>
-      <w:lvlText w:val="%1."/>
-      <w:lvlJc w:val="left"/>
-      <w:pPr>
-        <w:ind w:left="720" w:hanging="480"/>
-      </w:pPr>
-    </w:lvl>
-    <w:lvl w:ilvl="1">
-      <w:start w:val="1"/>
-      <w:numFmt w:val="decimal"/>
-      <w:lvlText w:val="%2."/>
-      <w:lvlJc w:val="left"/>
-      <w:pPr>
-        <w:ind w:left="1440" w:hanging="480"/>
-      </w:pPr>
-    </w:lvl>
-    <w:lvl w:ilvl="2">
-      <w:start w:val="1"/>
-      <w:numFmt w:val="decimal"/>
-      <w:lvlText w:val="%3."/>
-      <w:lvlJc w:val="left"/>
-      <w:pPr>
-        <w:ind w:left="2160" w:hanging="480"/>
-      </w:pPr>
-    </w:lvl>
-    <w:lvl w:ilvl="3">
-      <w:start w:val="1"/>
-      <w:numFmt w:val="decimal"/>
-      <w:lvlText w:val="%4."/>
-      <w:lvlJc w:val="left"/>
-      <w:pPr>
-        <w:ind w:left="2880" w:hanging="480"/>
-      </w:pPr>
-    </w:lvl>
-    <w:lvl w:ilvl="4">
-      <w:start w:val="1"/>
-      <w:numFmt w:val="decimal"/>
-      <w:lvlText w:val="%5."/>
-      <w:lvlJc w:val="left"/>
-      <w:pPr>
-        <w:ind w:left="3600" w:hanging="480"/>
-      </w:pPr>
-    </w:lvl>
-    <w:lvl w:ilvl="5">
-      <w:start w:val="1"/>
-      <w:numFmt w:val="decimal"/>
-      <w:lvlText w:val="%6."/>
-      <w:lvlJc w:val="left"/>
-      <w:pPr>
-        <w:ind w:left="4320" w:hanging="480"/>
-      </w:pPr>
-    </w:lvl>
-    <w:lvl w:ilvl="6">
-      <w:start w:val="1"/>
-      <w:numFmt w:val="decimal"/>
-      <w:lvlText w:val="%7."/>
-      <w:lvlJc w:val="left"/>
-      <w:pPr>
-        <w:ind w:left="5040" w:hanging="480"/>
-      </w:pPr>
-    </w:lvl>
-    <w:lvl w:ilvl="7">
-      <w:start w:val="1"/>
-      <w:numFmt w:val="decimal"/>
-      <w:lvlText w:val="%8."/>
-      <w:lvlJc w:val="left"/>
-      <w:pPr>
-        <w:ind w:left="5760" w:hanging="480"/>
-      </w:pPr>
-    </w:lvl>
-    <w:lvl w:ilvl="8">
-      <w:start w:val="1"/>
-      <w:numFmt w:val="decimal"/>
-      <w:lvlText w:val="%9."/>
-      <w:lvlJc w:val="left"/>
-      <w:pPr>
-        <w:ind w:left="6480" w:hanging="480"/>
-      </w:pPr>
-    </w:lvl>
-  </w:abstractNum>
-  <w:abstractNum w:abstractNumId="994116">
-    <w:nsid w:val="A994116"/>
-    <w:multiLevelType w:val="multilevel"/>
-    <w:lvl w:ilvl="0">
-      <w:start w:val="16"/>
-      <w:numFmt w:val="decimal"/>
-      <w:lvlText w:val="%1."/>
-      <w:lvlJc w:val="left"/>
-      <w:pPr>
-        <w:ind w:left="720" w:hanging="480"/>
-      </w:pPr>
-    </w:lvl>
-    <w:lvl w:ilvl="1">
-      <w:start w:val="16"/>
-      <w:numFmt w:val="decimal"/>
-      <w:lvlText w:val="%2."/>
-      <w:lvlJc w:val="left"/>
-      <w:pPr>
-        <w:ind w:left="1440" w:hanging="480"/>
-      </w:pPr>
-    </w:lvl>
-    <w:lvl w:ilvl="2">
-      <w:start w:val="16"/>
-      <w:numFmt w:val="decimal"/>
-      <w:lvlText w:val="%3."/>
-      <w:lvlJc w:val="left"/>
-      <w:pPr>
-        <w:ind w:left="2160" w:hanging="480"/>
-      </w:pPr>
-    </w:lvl>
-    <w:lvl w:ilvl="3">
-      <w:start w:val="16"/>
-      <w:numFmt w:val="decimal"/>
-      <w:lvlText w:val="%4."/>
-      <w:lvlJc w:val="left"/>
-      <w:pPr>
-        <w:ind w:left="2880" w:hanging="480"/>
-      </w:pPr>
-    </w:lvl>
-    <w:lvl w:ilvl="4">
-      <w:start w:val="16"/>
-      <w:numFmt w:val="decimal"/>
-      <w:lvlText w:val="%5."/>
-      <w:lvlJc w:val="left"/>
-      <w:pPr>
-        <w:ind w:left="3600" w:hanging="480"/>
-      </w:pPr>
-    </w:lvl>
-    <w:lvl w:ilvl="5">
-      <w:start w:val="16"/>
-      <w:numFmt w:val="decimal"/>
-      <w:lvlText w:val="%6."/>
-      <w:lvlJc w:val="left"/>
-      <w:pPr>
-        <w:ind w:left="4320" w:hanging="480"/>
-      </w:pPr>
-    </w:lvl>
-    <w:lvl w:ilvl="6">
-      <w:start w:val="16"/>
-      <w:numFmt w:val="decimal"/>
-      <w:lvlText w:val="%7."/>
-      <w:lvlJc w:val="left"/>
-      <w:pPr>
-        <w:ind w:left="5040" w:hanging="480"/>
-      </w:pPr>
-    </w:lvl>
-    <w:lvl w:ilvl="7">
-      <w:start w:val="16"/>
-      <w:numFmt w:val="decimal"/>
-      <w:lvlText w:val="%8."/>
-      <w:lvlJc w:val="left"/>
-      <w:pPr>
-        <w:ind w:left="5760" w:hanging="480"/>
-      </w:pPr>
-    </w:lvl>
-    <w:lvl w:ilvl="8">
-      <w:start w:val="16"/>
-      <w:numFmt w:val="decimal"/>
-      <w:lvlText w:val="%9."/>
-      <w:lvlJc w:val="left"/>
-      <w:pPr>
-        <w:ind w:left="6480" w:hanging="480"/>
-      </w:pPr>
-    </w:lvl>
-  </w:abstractNum>
-  <w:abstractNum w:abstractNumId="994151">
-    <w:nsid w:val="A994151"/>
-    <w:multiLevelType w:val="multilevel"/>
-    <w:lvl w:ilvl="0">
-      <w:start w:val="51"/>
-      <w:numFmt w:val="decimal"/>
-      <w:lvlText w:val="%1."/>
-      <w:lvlJc w:val="left"/>
-      <w:pPr>
-        <w:ind w:left="720" w:hanging="480"/>
-      </w:pPr>
-    </w:lvl>
-    <w:lvl w:ilvl="1">
-      <w:start w:val="51"/>
-      <w:numFmt w:val="decimal"/>
-      <w:lvlText w:val="%2."/>
-      <w:lvlJc w:val="left"/>
-      <w:pPr>
-        <w:ind w:left="1440" w:hanging="480"/>
-      </w:pPr>
-    </w:lvl>
-    <w:lvl w:ilvl="2">
-      <w:start w:val="51"/>
-      <w:numFmt w:val="decimal"/>
-      <w:lvlText w:val="%3."/>
-      <w:lvlJc w:val="left"/>
-      <w:pPr>
-        <w:ind w:left="2160" w:hanging="480"/>
-      </w:pPr>
-    </w:lvl>
-    <w:lvl w:ilvl="3">
-      <w:start w:val="51"/>
-      <w:numFmt w:val="decimal"/>
-      <w:lvlText w:val="%4."/>
-      <w:lvlJc w:val="left"/>
-      <w:pPr>
-        <w:ind w:left="2880" w:hanging="480"/>
-      </w:pPr>
-    </w:lvl>
-    <w:lvl w:ilvl="4">
-      <w:start w:val="51"/>
-      <w:numFmt w:val="decimal"/>
-      <w:lvlText w:val="%5."/>
-      <w:lvlJc w:val="left"/>
-      <w:pPr>
-        <w:ind w:left="3600" w:hanging="480"/>
-      </w:pPr>
-    </w:lvl>
-    <w:lvl w:ilvl="5">
-      <w:start w:val="51"/>
-      <w:numFmt w:val="decimal"/>
-      <w:lvlText w:val="%6."/>
-      <w:lvlJc w:val="left"/>
-      <w:pPr>
-        <w:ind w:left="4320" w:hanging="480"/>
-      </w:pPr>
-    </w:lvl>
-    <w:lvl w:ilvl="6">
-      <w:start w:val="51"/>
-      <w:numFmt w:val="decimal"/>
-      <w:lvlText w:val="%7."/>
-      <w:lvlJc w:val="left"/>
-      <w:pPr>
-        <w:ind w:left="5040" w:hanging="480"/>
-      </w:pPr>
-    </w:lvl>
-    <w:lvl w:ilvl="7">
-      <w:start w:val="51"/>
-      <w:numFmt w:val="decimal"/>
-      <w:lvlText w:val="%8."/>
-      <w:lvlJc w:val="left"/>
-      <w:pPr>
-        <w:ind w:left="5760" w:hanging="480"/>
-      </w:pPr>
-    </w:lvl>
-    <w:lvl w:ilvl="8">
-      <w:start w:val="51"/>
-      <w:numFmt w:val="decimal"/>
-      <w:lvlText w:val="%9."/>
-      <w:lvlJc w:val="left"/>
-      <w:pPr>
-        <w:ind w:left="6480" w:hanging="480"/>
-      </w:pPr>
-    </w:lvl>
-  </w:abstractNum>
-  <w:abstractNum w:abstractNumId="994181">
-    <w:nsid w:val="A994181"/>
-    <w:multiLevelType w:val="multilevel"/>
-    <w:lvl w:ilvl="0">
-      <w:start w:val="81"/>
-      <w:numFmt w:val="decimal"/>
-      <w:lvlText w:val="%1."/>
-      <w:lvlJc w:val="left"/>
-      <w:pPr>
-        <w:ind w:left="720" w:hanging="480"/>
-      </w:pPr>
-    </w:lvl>
-    <w:lvl w:ilvl="1">
-      <w:start w:val="81"/>
-      <w:numFmt w:val="decimal"/>
-      <w:lvlText w:val="%2."/>
-      <w:lvlJc w:val="left"/>
-      <w:pPr>
-        <w:ind w:left="1440" w:hanging="480"/>
-      </w:pPr>
-    </w:lvl>
-    <w:lvl w:ilvl="2">
-      <w:start w:val="81"/>
-      <w:numFmt w:val="decimal"/>
-      <w:lvlText w:val="%3."/>
-      <w:lvlJc w:val="left"/>
-      <w:pPr>
-        <w:ind w:left="2160" w:hanging="480"/>
-      </w:pPr>
-    </w:lvl>
-    <w:lvl w:ilvl="3">
-      <w:start w:val="81"/>
-      <w:numFmt w:val="decimal"/>
-      <w:lvlText w:val="%4."/>
-      <w:lvlJc w:val="left"/>
-      <w:pPr>
-        <w:ind w:left="2880" w:hanging="480"/>
-      </w:pPr>
-    </w:lvl>
-    <w:lvl w:ilvl="4">
-      <w:start w:val="81"/>
-      <w:numFmt w:val="decimal"/>
-      <w:lvlText w:val="%5."/>
-      <w:lvlJc w:val="left"/>
-      <w:pPr>
-        <w:ind w:left="3600" w:hanging="480"/>
-      </w:pPr>
-    </w:lvl>
-    <w:lvl w:ilvl="5">
-      <w:start w:val="81"/>
-      <w:numFmt w:val="decimal"/>
-      <w:lvlText w:val="%6."/>
-      <w:lvlJc w:val="left"/>
-      <w:pPr>
-        <w:ind w:left="4320" w:hanging="480"/>
-      </w:pPr>
-    </w:lvl>
-    <w:lvl w:ilvl="6">
-      <w:start w:val="81"/>
-      <w:numFmt w:val="decimal"/>
-      <w:lvlText w:val="%7."/>
-      <w:lvlJc w:val="left"/>
-      <w:pPr>
-        <w:ind w:left="5040" w:hanging="480"/>
-      </w:pPr>
-    </w:lvl>
-    <w:lvl w:ilvl="7">
-      <w:start w:val="81"/>
-      <w:numFmt w:val="decimal"/>
-      <w:lvlText w:val="%8."/>
-      <w:lvlJc w:val="left"/>
-      <w:pPr>
-        <w:ind w:left="5760" w:hanging="480"/>
-      </w:pPr>
-    </w:lvl>
-    <w:lvl w:ilvl="8">
-      <w:start w:val="81"/>
-      <w:numFmt w:val="decimal"/>
-      <w:lvlText w:val="%9."/>
-      <w:lvlJc w:val="left"/>
-      <w:pPr>
-        <w:ind w:left="6480" w:hanging="480"/>
-      </w:pPr>
-    </w:lvl>
-  </w:abstractNum>
-  <w:abstractNum w:abstractNumId="9941106">
-    <w:nsid w:val="A9941106"/>
-    <w:multiLevelType w:val="multilevel"/>
-    <w:lvl w:ilvl="0">
-      <w:start w:val="106"/>
-      <w:numFmt w:val="decimal"/>
-      <w:lvlText w:val="%1."/>
-      <w:lvlJc w:val="left"/>
-      <w:pPr>
-        <w:ind w:left="720" w:hanging="480"/>
-      </w:pPr>
-    </w:lvl>
-    <w:lvl w:ilvl="1">
-      <w:start w:val="106"/>
-      <w:numFmt w:val="decimal"/>
-      <w:lvlText w:val="%2."/>
-      <w:lvlJc w:val="left"/>
-      <w:pPr>
-        <w:ind w:left="1440" w:hanging="480"/>
-      </w:pPr>
-    </w:lvl>
-    <w:lvl w:ilvl="2">
-      <w:start w:val="106"/>
-      <w:numFmt w:val="decimal"/>
-      <w:lvlText w:val="%3."/>
-      <w:lvlJc w:val="left"/>
-      <w:pPr>
-        <w:ind w:left="2160" w:hanging="480"/>
-      </w:pPr>
-    </w:lvl>
-    <w:lvl w:ilvl="3">
-      <w:start w:val="106"/>
-      <w:numFmt w:val="decimal"/>
-      <w:lvlText w:val="%4."/>
-      <w:lvlJc w:val="left"/>
-      <w:pPr>
-        <w:ind w:left="2880" w:hanging="480"/>
-      </w:pPr>
-    </w:lvl>
-    <w:lvl w:ilvl="4">
-      <w:start w:val="106"/>
-      <w:numFmt w:val="decimal"/>
-      <w:lvlText w:val="%5."/>
-      <w:lvlJc w:val="left"/>
-      <w:pPr>
-        <w:ind w:left="3600" w:hanging="480"/>
-      </w:pPr>
-    </w:lvl>
-    <w:lvl w:ilvl="5">
-      <w:start w:val="106"/>
-      <w:numFmt w:val="decimal"/>
-      <w:lvlText w:val="%6."/>
-      <w:lvlJc w:val="left"/>
-      <w:pPr>
-        <w:ind w:left="4320" w:hanging="480"/>
-      </w:pPr>
-    </w:lvl>
-    <w:lvl w:ilvl="6">
-      <w:start w:val="106"/>
-      <w:numFmt w:val="decimal"/>
-      <w:lvlText w:val="%7."/>
-      <w:lvlJc w:val="left"/>
-      <w:pPr>
-        <w:ind w:left="5040" w:hanging="480"/>
-      </w:pPr>
-    </w:lvl>
-    <w:lvl w:ilvl="7">
-      <w:start w:val="106"/>
-      <w:numFmt w:val="decimal"/>
-      <w:lvlText w:val="%8."/>
-      <w:lvlJc w:val="left"/>
-      <w:pPr>
-        <w:ind w:left="5760" w:hanging="480"/>
-      </w:pPr>
-    </w:lvl>
-    <w:lvl w:ilvl="8">
-      <w:start w:val="106"/>
-      <w:numFmt w:val="decimal"/>
-      <w:lvlText w:val="%9."/>
-      <w:lvlJc w:val="left"/>
-      <w:pPr>
-        <w:ind w:left="6480" w:hanging="480"/>
-      </w:pPr>
-    </w:lvl>
-  </w:abstractNum>
   <w:num w:numId="1000">
     <w:abstractNumId w:val="990"/>
-  </w:num>
-  <w:num w:numId="1001">
-    <w:abstractNumId w:val="99411"/>
-    <w:lvlOverride w:ilvl="0">
-      <w:startOverride w:val="1"/>
-    </w:lvlOverride>
-    <w:lvlOverride w:ilvl="1">
-      <w:startOverride w:val="1"/>
-    </w:lvlOverride>
-    <w:lvlOverride w:ilvl="2">
-      <w:startOverride w:val="1"/>
-    </w:lvlOverride>
-    <w:lvlOverride w:ilvl="3">
-      <w:startOverride w:val="1"/>
-    </w:lvlOverride>
-    <w:lvlOverride w:ilvl="4">
-      <w:startOverride w:val="1"/>
-    </w:lvlOverride>
-    <w:lvlOverride w:ilvl="5">
-      <w:startOverride w:val="1"/>
-    </w:lvlOverride>
-    <w:lvlOverride w:ilvl="6">
-      <w:startOverride w:val="1"/>
-    </w:lvlOverride>
-    <w:lvlOverride w:ilvl="7">
-      <w:startOverride w:val="1"/>
-    </w:lvlOverride>
-    <w:lvlOverride w:ilvl="8">
-      <w:startOverride w:val="1"/>
-    </w:lvlOverride>
-  </w:num>
-  <w:num w:numId="1002">
-    <w:abstractNumId w:val="994116"/>
-    <w:lvlOverride w:ilvl="0">
-      <w:startOverride w:val="16"/>
-    </w:lvlOverride>
-    <w:lvlOverride w:ilvl="1">
-      <w:startOverride w:val="16"/>
-    </w:lvlOverride>
-    <w:lvlOverride w:ilvl="2">
-      <w:startOverride w:val="16"/>
-    </w:lvlOverride>
-    <w:lvlOverride w:ilvl="3">
-      <w:startOverride w:val="16"/>
-    </w:lvlOverride>
-    <w:lvlOverride w:ilvl="4">
-      <w:startOverride w:val="16"/>
-    </w:lvlOverride>
-    <w:lvlOverride w:ilvl="5">
-      <w:startOverride w:val="16"/>
-    </w:lvlOverride>
-    <w:lvlOverride w:ilvl="6">
-      <w:startOverride w:val="16"/>
-    </w:lvlOverride>
-    <w:lvlOverride w:ilvl="7">
-      <w:startOverride w:val="16"/>
-    </w:lvlOverride>
-    <w:lvlOverride w:ilvl="8">
-      <w:startOverride w:val="16"/>
-    </w:lvlOverride>
-  </w:num>
-  <w:num w:numId="1003">
-    <w:abstractNumId w:val="994151"/>
-    <w:lvlOverride w:ilvl="0">
-      <w:startOverride w:val="51"/>
-    </w:lvlOverride>
-    <w:lvlOverride w:ilvl="1">
-      <w:startOverride w:val="51"/>
-    </w:lvlOverride>
-    <w:lvlOverride w:ilvl="2">
-      <w:startOverride w:val="51"/>
-    </w:lvlOverride>
-    <w:lvlOverride w:ilvl="3">
-      <w:startOverride w:val="51"/>
-    </w:lvlOverride>
-    <w:lvlOverride w:ilvl="4">
-      <w:startOverride w:val="51"/>
-    </w:lvlOverride>
-    <w:lvlOverride w:ilvl="5">
-      <w:startOverride w:val="51"/>
-    </w:lvlOverride>
-    <w:lvlOverride w:ilvl="6">
-      <w:startOverride w:val="51"/>
-    </w:lvlOverride>
-    <w:lvlOverride w:ilvl="7">
-      <w:startOverride w:val="51"/>
-    </w:lvlOverride>
-    <w:lvlOverride w:ilvl="8">
-      <w:startOverride w:val="51"/>
-    </w:lvlOverride>
-  </w:num>
-  <w:num w:numId="1004">
-    <w:abstractNumId w:val="994181"/>
-    <w:lvlOverride w:ilvl="0">
-      <w:startOverride w:val="81"/>
-    </w:lvlOverride>
-    <w:lvlOverride w:ilvl="1">
-      <w:startOverride w:val="81"/>
-    </w:lvlOverride>
-    <w:lvlOverride w:ilvl="2">
-      <w:startOverride w:val="81"/>
-    </w:lvlOverride>
-    <w:lvlOverride w:ilvl="3">
-      <w:startOverride w:val="81"/>
-    </w:lvlOverride>
-    <w:lvlOverride w:ilvl="4">
-      <w:startOverride w:val="81"/>
-    </w:lvlOverride>
-    <w:lvlOverride w:ilvl="5">
-      <w:startOverride w:val="81"/>
-    </w:lvlOverride>
-    <w:lvlOverride w:ilvl="6">
-      <w:startOverride w:val="81"/>
-    </w:lvlOverride>
-    <w:lvlOverride w:ilvl="7">
-      <w:startOverride w:val="81"/>
-    </w:lvlOverride>
-    <w:lvlOverride w:ilvl="8">
-      <w:startOverride w:val="81"/>
-    </w:lvlOverride>
-  </w:num>
-  <w:num w:numId="1005">
-    <w:abstractNumId w:val="9941106"/>
-    <w:lvlOverride w:ilvl="0">
-      <w:startOverride w:val="106"/>
-    </w:lvlOverride>
-    <w:lvlOverride w:ilvl="1">
-      <w:startOverride w:val="106"/>
-    </w:lvlOverride>
-    <w:lvlOverride w:ilvl="2">
-      <w:startOverride w:val="106"/>
-    </w:lvlOverride>
-    <w:lvlOverride w:ilvl="3">
-      <w:startOverride w:val="106"/>
-    </w:lvlOverride>
-    <w:lvlOverride w:ilvl="4">
-      <w:startOverride w:val="106"/>
-    </w:lvlOverride>
-    <w:lvlOverride w:ilvl="5">
-      <w:startOverride w:val="106"/>
-    </w:lvlOverride>
-    <w:lvlOverride w:ilvl="6">
-      <w:startOverride w:val="106"/>
-    </w:lvlOverride>
-    <w:lvlOverride w:ilvl="7">
-      <w:startOverride w:val="106"/>
-    </w:lvlOverride>
-    <w:lvlOverride w:ilvl="8">
-      <w:startOverride w:val="106"/>
-    </w:lvlOverride>
   </w:num>
 </w:numbering>
 </file>
